--- a/Knitted_Markdowns/Tetranychus_evansi.docx
+++ b/Knitted_Markdowns/Tetranychus_evansi.docx
@@ -7,7 +7,37 @@
         <w:pStyle w:val="Title"/>
       </w:pPr>
       <w:r>
-        <w:t xml:space="preserve">Temperature dependent dispersal: A distributed experiment</w:t>
+        <w:t xml:space="preserve">Temperature</w:t>
+      </w:r>
+      <w:r>
+        <w:t xml:space="preserve"> </w:t>
+      </w:r>
+      <w:r>
+        <w:t xml:space="preserve">dependent</w:t>
+      </w:r>
+      <w:r>
+        <w:t xml:space="preserve"> </w:t>
+      </w:r>
+      <w:r>
+        <w:t xml:space="preserve">dispersal:</w:t>
+      </w:r>
+      <w:r>
+        <w:t xml:space="preserve"> </w:t>
+      </w:r>
+      <w:r>
+        <w:t xml:space="preserve">A</w:t>
+      </w:r>
+      <w:r>
+        <w:t xml:space="preserve"> </w:t>
+      </w:r>
+      <w:r>
+        <w:t xml:space="preserve">distributed</w:t>
+      </w:r>
+      <w:r>
+        <w:t xml:space="preserve"> </w:t>
+      </w:r>
+      <w:r>
+        <w:t xml:space="preserve">experiment</w:t>
       </w:r>
     </w:p>
     <w:p>
@@ -15,10 +45,40 @@
         <w:pStyle w:val="Author"/>
       </w:pPr>
       <w:r>
-        <w:t xml:space="preserve">Inês Fragata, Sofia Henriques, Ana Lima</w:t>
-      </w:r>
-    </w:p>
-    <w:bookmarkStart w:id="55" w:name="Xd3f4ae9dc55bc91dbf1b9cc51d5955f3949026c"/>
+        <w:t xml:space="preserve">Inês</w:t>
+      </w:r>
+      <w:r>
+        <w:t xml:space="preserve"> </w:t>
+      </w:r>
+      <w:r>
+        <w:t xml:space="preserve">Fragata,</w:t>
+      </w:r>
+      <w:r>
+        <w:t xml:space="preserve"> </w:t>
+      </w:r>
+      <w:r>
+        <w:t xml:space="preserve">Sofia</w:t>
+      </w:r>
+      <w:r>
+        <w:t xml:space="preserve"> </w:t>
+      </w:r>
+      <w:r>
+        <w:t xml:space="preserve">Henriques,</w:t>
+      </w:r>
+      <w:r>
+        <w:t xml:space="preserve"> </w:t>
+      </w:r>
+      <w:r>
+        <w:t xml:space="preserve">Ana</w:t>
+      </w:r>
+      <w:r>
+        <w:t xml:space="preserve"> </w:t>
+      </w:r>
+      <w:r>
+        <w:t xml:space="preserve">Lima</w:t>
+      </w:r>
+    </w:p>
+    <w:bookmarkStart w:id="57" w:name="Xd3f4ae9dc55bc91dbf1b9cc51d5955f3949026c"/>
     <w:p>
       <w:pPr>
         <w:pStyle w:val="Heading1"/>
@@ -31,13 +91,84 @@
       </w:r>
       <w:r>
         <w:rPr>
+          <w:iCs/>
           <w:i/>
-          <w:iCs/>
         </w:rPr>
         <w:t xml:space="preserve">Tetranychus evansi</w:t>
       </w:r>
     </w:p>
-    <w:bookmarkStart w:id="20" w:name="study-organism"/>
+    <w:bookmarkStart w:id="20" w:name="author-contributions"/>
+    <w:p>
+      <w:pPr>
+        <w:pStyle w:val="Heading3"/>
+      </w:pPr>
+      <w:r>
+        <w:t xml:space="preserve">Author contributions</w:t>
+      </w:r>
+    </w:p>
+    <w:p>
+      <w:pPr>
+        <w:pStyle w:val="FirstParagraph"/>
+      </w:pPr>
+      <w:r>
+        <w:t xml:space="preserve">Possible categories:</w:t>
+      </w:r>
+      <w:r>
+        <w:t xml:space="preserve"> </w:t>
+      </w:r>
+      <w:r>
+        <w:t xml:space="preserve">- conceptualization: Leonor Rodrigues Inês Fragata</w:t>
+      </w:r>
+      <w:r>
+        <w:t xml:space="preserve"> </w:t>
+      </w:r>
+      <w:r>
+        <w:t xml:space="preserve">- statistical analysis: Inês Fragata, Sofia Henriques and Ana Lima</w:t>
+      </w:r>
+      <w:r>
+        <w:t xml:space="preserve"> </w:t>
+      </w:r>
+      <w:r>
+        <w:t xml:space="preserve">- methodology (design of methodology): Leonor Rodrigues, Inês Fragata</w:t>
+      </w:r>
+      <w:r>
+        <w:t xml:space="preserve"> </w:t>
+      </w:r>
+      <w:r>
+        <w:t xml:space="preserve">- investigation/conduct experiment: Sofia Henriques and Ana Lima</w:t>
+      </w:r>
+      <w:r>
+        <w:t xml:space="preserve"> </w:t>
+      </w:r>
+      <w:r>
+        <w:t xml:space="preserve">- funding acquisition: Inês Fragata</w:t>
+      </w:r>
+      <w:r>
+        <w:t xml:space="preserve"> </w:t>
+      </w:r>
+      <w:r>
+        <w:t xml:space="preserve">- writing (original draft, supplement): Inês Fragata</w:t>
+      </w:r>
+    </w:p>
+    <w:bookmarkEnd w:id="20"/>
+    <w:bookmarkStart w:id="27" w:name="acknowledgements"/>
+    <w:p>
+      <w:pPr>
+        <w:pStyle w:val="Heading2"/>
+      </w:pPr>
+      <w:r>
+        <w:t xml:space="preserve">Acknowledgements</w:t>
+      </w:r>
+    </w:p>
+    <w:p>
+      <w:pPr>
+        <w:pStyle w:val="FirstParagraph"/>
+      </w:pPr>
+      <w:r>
+        <w:t xml:space="preserve">Juan Lopez and Raquel Tomé for plant maintenance. This work was financed by an ERC starting grant DYNAMICTRIO, GA 101042392 attributed to IF.</w:t>
+      </w:r>
+    </w:p>
+    <w:bookmarkStart w:id="21" w:name="study-organism"/>
     <w:p>
       <w:pPr>
         <w:pStyle w:val="Heading4"/>
@@ -62,7 +193,13 @@
         <w:t xml:space="preserve">The collection and creation of this outbred population is described in Godinho et al. </w:t>
       </w:r>
       <w:r>
-        <w:t xml:space="preserve">“Creating outbred and inbred populations in haplodiploids to measure adaptive responses in the laboratory.”</w:t>
+        <w:t xml:space="preserve">“</w:t>
+      </w:r>
+      <w:r>
+        <w:t xml:space="preserve">Creating outbred and inbred populations in haplodiploids to measure adaptive responses in the laboratory.</w:t>
+      </w:r>
+      <w:r>
+        <w:t xml:space="preserve">”</w:t>
       </w:r>
       <w:r>
         <w:t xml:space="preserve"> </w:t>
@@ -71,8 +208,8 @@
         <w:t xml:space="preserve">Ecology and Evolution 10.14 (2020): 7291-7305.</w:t>
       </w:r>
     </w:p>
-    <w:bookmarkEnd w:id="20"/>
-    <w:bookmarkStart w:id="21" w:name="X7a7e3233baa13d0618e5216bf7a4afd3fff05ee"/>
+    <w:bookmarkEnd w:id="21"/>
+    <w:bookmarkStart w:id="22" w:name="X7a7e3233baa13d0618e5216bf7a4afd3fff05ee"/>
     <w:p>
       <w:pPr>
         <w:pStyle w:val="Heading4"/>
@@ -95,8 +232,8 @@
         <w:t xml:space="preserve">This spider mite originated in South America and is now found across Africa, Europe, and Asia, being considered a major invasive pest in Europe and Africa.</w:t>
       </w:r>
     </w:p>
-    <w:bookmarkEnd w:id="21"/>
-    <w:bookmarkStart w:id="22" w:name="Xe4255f32c925b1e445ccb440cce3453e080f0fd"/>
+    <w:bookmarkEnd w:id="22"/>
+    <w:bookmarkStart w:id="23" w:name="Xe4255f32c925b1e445ccb440cce3453e080f0fd"/>
     <w:p>
       <w:pPr>
         <w:pStyle w:val="Heading4"/>
@@ -113,8 +250,8 @@
         <w:t xml:space="preserve">Tetranychus evansi is a specialist, feeding on solanaceous crops. It originated from South America and was introduced in Africa and Europe. It is most active during warmer and dry season, with populations typically peaking in summer. It inhabits plant surfaces, especially the undersides of leaves, and is commonly associated with solanaceous crops, specially tomatoes. In the lab, they are maintained at 25C on 14-day-old bean plants (25 ± 2°C, 60% RH, 16/8 h L/D).</w:t>
       </w:r>
     </w:p>
-    <w:bookmarkEnd w:id="22"/>
-    <w:bookmarkStart w:id="23" w:name="how-were-organisms-sourced"/>
+    <w:bookmarkEnd w:id="23"/>
+    <w:bookmarkStart w:id="24" w:name="how-were-organisms-sourced"/>
     <w:p>
       <w:pPr>
         <w:pStyle w:val="Heading4"/>
@@ -125,11 +262,11 @@
     </w:p>
     <w:p>
       <w:pPr>
-        <w:pStyle w:val="Compact"/>
         <w:numPr>
           <w:ilvl w:val="0"/>
           <w:numId w:val="1001"/>
         </w:numPr>
+        <w:pStyle w:val="Compact"/>
       </w:pPr>
       <w:r>
         <w:t xml:space="preserve">Lab sourced: provide information on source.</w:t>
@@ -155,21 +292,21 @@
       </w:pPr>
       <w:r>
         <w:rPr>
+          <w:iCs/>
           <w:i/>
+        </w:rPr>
+        <w:t xml:space="preserve">Note: I’m not providing more information because a) it’s published and b) the pops we’re merged many generations prior to the onset of the experiments, but if needed, do let me know.</w:t>
+      </w:r>
+      <w:r>
+        <w:rPr>
           <w:iCs/>
-        </w:rPr>
-        <w:t xml:space="preserve">Note: I’m not providing more information because a) it’s published and b) the pops we’re merged many generations prior to the onset of the experiments, but if needed, do let me know.</w:t>
-      </w:r>
-      <w:r>
-        <w:rPr>
           <w:i/>
-          <w:iCs/>
         </w:rPr>
         <w:t xml:space="preserve"> </w:t>
       </w:r>
     </w:p>
-    <w:bookmarkEnd w:id="23"/>
-    <w:bookmarkStart w:id="24" w:name="X480449cdaa971e5129f774673b36b029ecd0aca"/>
+    <w:bookmarkEnd w:id="24"/>
+    <w:bookmarkStart w:id="25" w:name="X480449cdaa971e5129f774673b36b029ecd0aca"/>
     <w:p>
       <w:pPr>
         <w:pStyle w:val="Heading4"/>
@@ -186,8 +323,8 @@
         <w:t xml:space="preserve">T. evansi outbred was maintained under standard conditions (25 ± 2°C, 60% RH, 16/8 h L/D) at the laboratory in high numbers(about 500–1000 females) inside cages containing leafs from 5 weeks old tomato plants, variety money maker ad libidum.</w:t>
       </w:r>
     </w:p>
-    <w:bookmarkEnd w:id="24"/>
-    <w:bookmarkStart w:id="25" w:name="X944e757d027ccd295b8cc10090d3993eeee83b1"/>
+    <w:bookmarkEnd w:id="25"/>
+    <w:bookmarkStart w:id="26" w:name="X944e757d027ccd295b8cc10090d3993eeee83b1"/>
     <w:p>
       <w:pPr>
         <w:pStyle w:val="Heading4"/>
@@ -201,11 +338,12 @@
         <w:pStyle w:val="FirstParagraph"/>
       </w:pPr>
       <w:r>
-        <w:t xml:space="preserve">Mated females (ca. 8 days at high temperatures - opt and high - and 10 to 11 days at control temperature).</w:t>
-      </w:r>
-    </w:p>
-    <w:bookmarkEnd w:id="25"/>
-    <w:bookmarkStart w:id="29" w:name="study-design"/>
+        <w:t xml:space="preserve">Mated females (ca. 8 days at high temperatures - opt and high - and 10 to 11 days at control (low) temperature).</w:t>
+      </w:r>
+    </w:p>
+    <w:bookmarkEnd w:id="26"/>
+    <w:bookmarkEnd w:id="27"/>
+    <w:bookmarkStart w:id="31" w:name="study-design"/>
     <w:p>
       <w:pPr>
         <w:pStyle w:val="Heading2"/>
@@ -214,7 +352,7 @@
         <w:t xml:space="preserve">Study design</w:t>
       </w:r>
     </w:p>
-    <w:bookmarkStart w:id="26" w:name="temperature-treatments"/>
+    <w:bookmarkStart w:id="28" w:name="temperature-treatments"/>
     <w:p>
       <w:pPr>
         <w:pStyle w:val="Heading3"/>
@@ -225,11 +363,11 @@
     </w:p>
     <w:p>
       <w:pPr>
-        <w:pStyle w:val="Compact"/>
         <w:numPr>
           <w:ilvl w:val="0"/>
           <w:numId w:val="1002"/>
         </w:numPr>
+        <w:pStyle w:val="Compact"/>
       </w:pPr>
       <w:r>
         <w:t xml:space="preserve">Tlab: 25°C; Temperature at which the mite population was kept in the laboratory since 2020.</w:t>
@@ -237,11 +375,11 @@
     </w:p>
     <w:p>
       <w:pPr>
-        <w:pStyle w:val="Compact"/>
         <w:numPr>
           <w:ilvl w:val="0"/>
           <w:numId w:val="1002"/>
         </w:numPr>
+        <w:pStyle w:val="Compact"/>
       </w:pPr>
       <w:r>
         <w:t xml:space="preserve">Topt: 30°C; Optimal temperature for spider mites, as their generation time decreases and number of offspring increases.</w:t>
@@ -249,11 +387,11 @@
     </w:p>
     <w:p>
       <w:pPr>
-        <w:pStyle w:val="Compact"/>
         <w:numPr>
           <w:ilvl w:val="0"/>
           <w:numId w:val="1002"/>
         </w:numPr>
+        <w:pStyle w:val="Compact"/>
       </w:pPr>
       <w:r>
         <w:t xml:space="preserve">Thot: 35°C; Established as a sub-lethal high temperature (causing a toll in fertility but not so much in survival)</w:t>
@@ -267,8 +405,8 @@
         <w:t xml:space="preserve">There was no variation in temperature.</w:t>
       </w:r>
     </w:p>
-    <w:bookmarkEnd w:id="26"/>
-    <w:bookmarkStart w:id="27" w:name="phase-1-fitness-assay"/>
+    <w:bookmarkEnd w:id="28"/>
+    <w:bookmarkStart w:id="29" w:name="phase-1-fitness-assay"/>
     <w:p>
       <w:pPr>
         <w:pStyle w:val="Heading3"/>
@@ -413,8 +551,8 @@
         <w:t xml:space="preserve">Phenotypes measured: fecundity (number of eggs)</w:t>
       </w:r>
     </w:p>
-    <w:bookmarkEnd w:id="27"/>
-    <w:bookmarkStart w:id="28" w:name="phase-2-dispersal-assay"/>
+    <w:bookmarkEnd w:id="29"/>
+    <w:bookmarkStart w:id="30" w:name="phase-2-dispersal-assay"/>
     <w:p>
       <w:pPr>
         <w:pStyle w:val="Heading3"/>
@@ -519,11 +657,11 @@
     </w:p>
     <w:p>
       <w:pPr>
-        <w:pStyle w:val="Compact"/>
         <w:numPr>
           <w:ilvl w:val="1"/>
           <w:numId w:val="1007"/>
         </w:numPr>
+        <w:pStyle w:val="Compact"/>
       </w:pPr>
       <w:r>
         <w:t xml:space="preserve">time between birth and start of acclimation period:0 days (individuals were exposed since egg)</w:t>
@@ -534,11 +672,11 @@
     </w:p>
     <w:p>
       <w:pPr>
-        <w:pStyle w:val="Compact"/>
         <w:numPr>
           <w:ilvl w:val="1"/>
           <w:numId w:val="1007"/>
         </w:numPr>
+        <w:pStyle w:val="Compact"/>
       </w:pPr>
       <w:r>
         <w:t xml:space="preserve">duration of acclimation period: 8 to 11 days (at 25C and 30/35C respectively)</w:t>
@@ -549,11 +687,11 @@
     </w:p>
     <w:p>
       <w:pPr>
-        <w:pStyle w:val="Compact"/>
         <w:numPr>
           <w:ilvl w:val="1"/>
           <w:numId w:val="1007"/>
         </w:numPr>
+        <w:pStyle w:val="Compact"/>
       </w:pPr>
       <w:r>
         <w:t xml:space="preserve">timing and duration of dispersal assay: 48h</w:t>
@@ -636,9 +774,9 @@
         <w:t xml:space="preserve">State whether mortality during the dispersal assay was recorded. Describe how mortality was handled for the statistical analysis (e.g., individuals that died during the dispersal assay were excluded from the analysis of dispersal). Yes, we discriminated between alive and dead females on each patch/bridge. Individuals that died during the dispersal assay were excluded from the analysis of dispersal</w:t>
       </w:r>
     </w:p>
-    <w:bookmarkEnd w:id="28"/>
-    <w:bookmarkEnd w:id="29"/>
-    <w:bookmarkStart w:id="54" w:name="statistical-analysis"/>
+    <w:bookmarkEnd w:id="30"/>
+    <w:bookmarkEnd w:id="31"/>
+    <w:bookmarkStart w:id="56" w:name="statistical-analysis"/>
     <w:p>
       <w:pPr>
         <w:pStyle w:val="Heading2"/>
@@ -647,15 +785,7 @@
         <w:t xml:space="preserve">Statistical Analysis</w:t>
       </w:r>
     </w:p>
-    <w:p>
-      <w:pPr>
-        <w:pStyle w:val="FirstParagraph"/>
-      </w:pPr>
-      <w:r>
-        <w:t xml:space="preserve">Note that here I used as ref the control temperature. This was changed, so that everytime there was a mention to low, it would be control instead.</w:t>
-      </w:r>
-    </w:p>
-    <w:bookmarkStart w:id="38" w:name="X28a23c8c518b1e72cdb0204b32b2c21bc767919"/>
+    <w:bookmarkStart w:id="40" w:name="X28a23c8c518b1e72cdb0204b32b2c21bc767919"/>
     <w:p>
       <w:pPr>
         <w:pStyle w:val="Heading3"/>
@@ -679,20 +809,20 @@
       <w:r>
         <w:drawing>
           <wp:inline>
-            <wp:extent cx="5334000" cy="4267200"/>
+            <wp:extent cx="4620126" cy="3696101"/>
             <wp:effectExtent b="0" l="0" r="0" t="0"/>
-            <wp:docPr descr="Figure 1. Histogram of square-root -transformed fecundity values." title="" id="31" name="Picture"/>
+            <wp:docPr descr="Figure 1. Histogram of square-root -transformed fecundity values." title="" id="33" name="Picture"/>
             <a:graphic>
               <a:graphicData uri="http://schemas.openxmlformats.org/drawingml/2006/picture">
                 <pic:pic>
                   <pic:nvPicPr>
-                    <pic:cNvPr descr="/Volumes/IF/Desktop/Project_manuscript/Dispnet/github/Dispnet/Tetranychus_evansi/Knitted_Markdowns/Tetranychus_evansi_files/figure-docx/transformedfitnessnormal-1.png" id="32" name="Picture"/>
+                    <pic:cNvPr descr="C:\Users\Lab%20Admin\Dropbox\Ongoing%20Research\DispNet\DispNet-Temperature-Dependent-Dispersal\Knitted_Markdowns\Tetranychus_evansi_files/figure-docx/transformedfitnessnormal-1.png" id="34" name="Picture"/>
                     <pic:cNvPicPr>
                       <a:picLocks noChangeArrowheads="1" noChangeAspect="1"/>
                     </pic:cNvPicPr>
                   </pic:nvPicPr>
                   <pic:blipFill>
-                    <a:blip r:embed="rId30"/>
+                    <a:blip r:embed="rId32"/>
                     <a:stretch>
                       <a:fillRect/>
                     </a:stretch>
@@ -700,7 +830,7 @@
                   <pic:spPr bwMode="auto">
                     <a:xfrm>
                       <a:off x="0" y="0"/>
-                      <a:ext cx="5334000" cy="4267200"/>
+                      <a:ext cx="4620126" cy="3696101"/>
                     </a:xfrm>
                     <a:prstGeom prst="rect">
                       <a:avLst/>
@@ -734,20 +864,20 @@
       <w:r>
         <w:drawing>
           <wp:inline>
-            <wp:extent cx="5334000" cy="4267200"/>
+            <wp:extent cx="4620126" cy="3696101"/>
             <wp:effectExtent b="0" l="0" r="0" t="0"/>
-            <wp:docPr descr="Figure 2. Boxplot of fitness ( fecundity ), as a function of temperature treatment. low = 25 C, opt = 30 C, high = 35 C." title="" id="34" name="Picture"/>
+            <wp:docPr descr="Figure 2. Boxplot of fitness ( fecundity ), as a function of temperature treatment. low = 25 C, opt = 30 C, high = 35 C." title="" id="36" name="Picture"/>
             <a:graphic>
               <a:graphicData uri="http://schemas.openxmlformats.org/drawingml/2006/picture">
                 <pic:pic>
                   <pic:nvPicPr>
-                    <pic:cNvPr descr="/Volumes/IF/Desktop/Project_manuscript/Dispnet/github/Dispnet/Tetranychus_evansi/Knitted_Markdowns/Tetranychus_evansi_files/figure-docx/fitnessplotnormal-1.png" id="35" name="Picture"/>
+                    <pic:cNvPr descr="C:\Users\Lab%20Admin\Dropbox\Ongoing%20Research\DispNet\DispNet-Temperature-Dependent-Dispersal\Knitted_Markdowns\Tetranychus_evansi_files/figure-docx/fitnessplotnormal-1.png" id="37" name="Picture"/>
                     <pic:cNvPicPr>
                       <a:picLocks noChangeArrowheads="1" noChangeAspect="1"/>
                     </pic:cNvPicPr>
                   </pic:nvPicPr>
                   <pic:blipFill>
-                    <a:blip r:embed="rId33"/>
+                    <a:blip r:embed="rId35"/>
                     <a:stretch>
                       <a:fillRect/>
                     </a:stretch>
@@ -755,7 +885,7 @@
                   <pic:spPr bwMode="auto">
                     <a:xfrm>
                       <a:off x="0" y="0"/>
-                      <a:ext cx="5334000" cy="4267200"/>
+                      <a:ext cx="4620126" cy="3696101"/>
                     </a:xfrm>
                     <a:prstGeom prst="rect">
                       <a:avLst/>
@@ -798,7 +928,7 @@
         <w:t xml:space="preserve">sqrt(Fitness) ~ Temp.treatment</w:t>
       </w:r>
     </w:p>
-    <w:bookmarkStart w:id="36" w:name="X4d75bf29afdb3f3059f51b0f64a8b52a72d0286"/>
+    <w:bookmarkStart w:id="38" w:name="X4d75bf29afdb3f3059f51b0f64a8b52a72d0286"/>
     <w:p>
       <w:pPr>
         <w:pStyle w:val="Heading4"/>
@@ -842,16 +972,16 @@
         <w:rPr>
           <w:rStyle w:val="VerbatimChar"/>
         </w:rPr>
-        <w:t xml:space="preserve">##                Df Sum Sq Mean Sq</w:t>
-      </w:r>
-      <w:r>
-        <w:br/>
-      </w:r>
-      <w:r>
-        <w:rPr>
-          <w:rStyle w:val="VerbatimChar"/>
-        </w:rPr>
-        <w:t xml:space="preserve">## Temp.treatment  2  3.010  1.5049</w:t>
+        <w:t xml:space="preserve">##                Df Sum Sq Mean Sq F value Pr(&gt;F)</w:t>
+      </w:r>
+      <w:r>
+        <w:br/>
+      </w:r>
+      <w:r>
+        <w:rPr>
+          <w:rStyle w:val="VerbatimChar"/>
+        </w:rPr>
+        <w:t xml:space="preserve">## Temp.treatment  2  3.010  1.5049  1.3313 0.2718</w:t>
       </w:r>
       <w:r>
         <w:br/>
@@ -862,36 +992,9 @@
         </w:rPr>
         <w:t xml:space="preserve">## Residuals      60 67.826  1.1304</w:t>
       </w:r>
-      <w:r>
-        <w:br/>
-      </w:r>
-      <w:r>
-        <w:rPr>
-          <w:rStyle w:val="VerbatimChar"/>
-        </w:rPr>
-        <w:t xml:space="preserve">##                F value Pr(&gt;F)</w:t>
-      </w:r>
-      <w:r>
-        <w:br/>
-      </w:r>
-      <w:r>
-        <w:rPr>
-          <w:rStyle w:val="VerbatimChar"/>
-        </w:rPr>
-        <w:t xml:space="preserve">## Temp.treatment  1.3313 0.2718</w:t>
-      </w:r>
-      <w:r>
-        <w:br/>
-      </w:r>
-      <w:r>
-        <w:rPr>
-          <w:rStyle w:val="VerbatimChar"/>
-        </w:rPr>
-        <w:t xml:space="preserve">## Residuals</w:t>
-      </w:r>
-    </w:p>
-    <w:bookmarkEnd w:id="36"/>
-    <w:bookmarkStart w:id="37" w:name="X53817cbb6ef02a996f6d19ca7b263e01bc0de5d"/>
+    </w:p>
+    <w:bookmarkEnd w:id="38"/>
+    <w:bookmarkStart w:id="39" w:name="X53817cbb6ef02a996f6d19ca7b263e01bc0de5d"/>
     <w:p>
       <w:pPr>
         <w:pStyle w:val="Heading4"/>
@@ -908,70 +1011,34 @@
         <w:rPr>
           <w:rStyle w:val="VerbatimChar"/>
         </w:rPr>
-        <w:t xml:space="preserve">##  contrast       estimate   SE df</w:t>
-      </w:r>
-      <w:r>
-        <w:br/>
-      </w:r>
-      <w:r>
-        <w:rPr>
-          <w:rStyle w:val="VerbatimChar"/>
-        </w:rPr>
-        <w:t xml:space="preserve">##  control - high    2.568 1.60 60</w:t>
-      </w:r>
-      <w:r>
-        <w:br/>
-      </w:r>
-      <w:r>
-        <w:rPr>
-          <w:rStyle w:val="VerbatimChar"/>
-        </w:rPr>
-        <w:t xml:space="preserve">##  control - opt     0.165 1.80 60</w:t>
-      </w:r>
-      <w:r>
-        <w:br/>
-      </w:r>
-      <w:r>
-        <w:rPr>
-          <w:rStyle w:val="VerbatimChar"/>
-        </w:rPr>
-        <w:t xml:space="preserve">##  high - opt       -2.403 1.88 60</w:t>
-      </w:r>
-      <w:r>
-        <w:br/>
-      </w:r>
-      <w:r>
-        <w:rPr>
-          <w:rStyle w:val="VerbatimChar"/>
-        </w:rPr>
-        <w:t xml:space="preserve">##  lower.CL upper.CL t.ratio p.value</w:t>
-      </w:r>
-      <w:r>
-        <w:br/>
-      </w:r>
-      <w:r>
-        <w:rPr>
-          <w:rStyle w:val="VerbatimChar"/>
-        </w:rPr>
-        <w:t xml:space="preserve">##    -0.627     5.76   1.608  0.1132</w:t>
-      </w:r>
-      <w:r>
-        <w:br/>
-      </w:r>
-      <w:r>
-        <w:rPr>
-          <w:rStyle w:val="VerbatimChar"/>
-        </w:rPr>
-        <w:t xml:space="preserve">##    -3.430     3.76   0.092  0.9271</w:t>
-      </w:r>
-      <w:r>
-        <w:br/>
-      </w:r>
-      <w:r>
-        <w:rPr>
-          <w:rStyle w:val="VerbatimChar"/>
-        </w:rPr>
-        <w:t xml:space="preserve">##    -6.172     1.37  -1.275  0.2072</w:t>
+        <w:t xml:space="preserve">##  contrast   estimate   SE df lower.CL upper.CL t.ratio p.value</w:t>
+      </w:r>
+      <w:r>
+        <w:br/>
+      </w:r>
+      <w:r>
+        <w:rPr>
+          <w:rStyle w:val="VerbatimChar"/>
+        </w:rPr>
+        <w:t xml:space="preserve">##  opt - high    2.403 1.88 60    -1.37    6.172   1.275  0.2072</w:t>
+      </w:r>
+      <w:r>
+        <w:br/>
+      </w:r>
+      <w:r>
+        <w:rPr>
+          <w:rStyle w:val="VerbatimChar"/>
+        </w:rPr>
+        <w:t xml:space="preserve">##  opt - low    -0.165 1.80 60    -3.76    3.430  -0.092  0.9271</w:t>
+      </w:r>
+      <w:r>
+        <w:br/>
+      </w:r>
+      <w:r>
+        <w:rPr>
+          <w:rStyle w:val="VerbatimChar"/>
+        </w:rPr>
+        <w:t xml:space="preserve">##  high - low   -2.568 1.60 60    -5.76    0.627  -1.608  0.1132</w:t>
       </w:r>
       <w:r>
         <w:br/>
@@ -992,9 +1059,9 @@
         <w:t xml:space="preserve">## Confidence level used: 0.95</w:t>
       </w:r>
     </w:p>
-    <w:bookmarkEnd w:id="37"/>
-    <w:bookmarkEnd w:id="38"/>
-    <w:bookmarkStart w:id="44" w:name="Xc2bc564464e47322dbb6405af4d9fe8410e9321"/>
+    <w:bookmarkEnd w:id="39"/>
+    <w:bookmarkEnd w:id="40"/>
+    <w:bookmarkStart w:id="46" w:name="Xc2bc564464e47322dbb6405af4d9fe8410e9321"/>
     <w:p>
       <w:pPr>
         <w:pStyle w:val="Heading3"/>
@@ -1046,20 +1113,20 @@
       <w:r>
         <w:drawing>
           <wp:inline>
-            <wp:extent cx="5334000" cy="4267200"/>
+            <wp:extent cx="4620126" cy="3696101"/>
             <wp:effectExtent b="0" l="0" r="0" t="0"/>
-            <wp:docPr descr="Figure 1. Dispersal as a function of temperature treatment. low = 25 C, opt = 30 C, high = 35 C. Error bars represent 95% confidence intervals predicted from GLMM." title="" id="40" name="Picture"/>
+            <wp:docPr descr="Figure 1. Dispersal as a function of temperature treatment. low = 25 C, opt = 30 C, high = 35 C. Error bars represent 95% confidence intervals predicted from GLMM." title="" id="42" name="Picture"/>
             <a:graphic>
               <a:graphicData uri="http://schemas.openxmlformats.org/drawingml/2006/picture">
                 <pic:pic>
                   <pic:nvPicPr>
-                    <pic:cNvPr descr="/Volumes/IF/Desktop/Project_manuscript/Dispnet/github/Dispnet/Tetranychus_evansi/Knitted_Markdowns/Tetranychus_evansi_files/figure-docx/dispersalplot-1.png" id="41" name="Picture"/>
+                    <pic:cNvPr descr="C:\Users\Lab%20Admin\Dropbox\Ongoing%20Research\DispNet\DispNet-Temperature-Dependent-Dispersal\Knitted_Markdowns\Tetranychus_evansi_files/figure-docx/dispersalplot-1.png" id="43" name="Picture"/>
                     <pic:cNvPicPr>
                       <a:picLocks noChangeArrowheads="1" noChangeAspect="1"/>
                     </pic:cNvPicPr>
                   </pic:nvPicPr>
                   <pic:blipFill>
-                    <a:blip r:embed="rId39"/>
+                    <a:blip r:embed="rId41"/>
                     <a:stretch>
                       <a:fillRect/>
                     </a:stretch>
@@ -1067,7 +1134,7 @@
                   <pic:spPr bwMode="auto">
                     <a:xfrm>
                       <a:off x="0" y="0"/>
-                      <a:ext cx="5334000" cy="4267200"/>
+                      <a:ext cx="4620126" cy="3696101"/>
                     </a:xfrm>
                     <a:prstGeom prst="rect">
                       <a:avLst/>
@@ -1094,7 +1161,7 @@
         <w:t xml:space="preserve">Figure 1. Dispersal as a function of temperature treatment. low = 25 C, opt = 30 C, high = 35 C. Error bars represent 95% confidence intervals predicted from GLMM.</w:t>
       </w:r>
     </w:p>
-    <w:bookmarkStart w:id="42" w:name="X038a78c22c55ce41eb2ef0a825af4efafa8b65d"/>
+    <w:bookmarkStart w:id="44" w:name="X038a78c22c55ce41eb2ef0a825af4efafa8b65d"/>
     <w:p>
       <w:pPr>
         <w:pStyle w:val="Heading4"/>
@@ -1147,52 +1214,25 @@
         <w:rPr>
           <w:rStyle w:val="VerbatimChar"/>
         </w:rPr>
-        <w:t xml:space="preserve">##                npar    AIC    LRT</w:t>
-      </w:r>
-      <w:r>
-        <w:br/>
-      </w:r>
-      <w:r>
-        <w:rPr>
-          <w:rStyle w:val="VerbatimChar"/>
-        </w:rPr>
-        <w:t xml:space="preserve">## &lt;none&gt;              122.16       </w:t>
-      </w:r>
-      <w:r>
-        <w:br/>
-      </w:r>
-      <w:r>
-        <w:rPr>
-          <w:rStyle w:val="VerbatimChar"/>
-        </w:rPr>
-        <w:t xml:space="preserve">## Temp.treatment    2 128.43 10.274</w:t>
-      </w:r>
-      <w:r>
-        <w:br/>
-      </w:r>
-      <w:r>
-        <w:rPr>
-          <w:rStyle w:val="VerbatimChar"/>
-        </w:rPr>
-        <w:t xml:space="preserve">##                 Pr(Chi)   </w:t>
-      </w:r>
-      <w:r>
-        <w:br/>
-      </w:r>
-      <w:r>
-        <w:rPr>
-          <w:rStyle w:val="VerbatimChar"/>
-        </w:rPr>
-        <w:t xml:space="preserve">## &lt;none&gt;                    </w:t>
-      </w:r>
-      <w:r>
-        <w:br/>
-      </w:r>
-      <w:r>
-        <w:rPr>
-          <w:rStyle w:val="VerbatimChar"/>
-        </w:rPr>
-        <w:t xml:space="preserve">## Temp.treatment 0.005875 **</w:t>
+        <w:t xml:space="preserve">##                npar    AIC    LRT  Pr(Chi)   </w:t>
+      </w:r>
+      <w:r>
+        <w:br/>
+      </w:r>
+      <w:r>
+        <w:rPr>
+          <w:rStyle w:val="VerbatimChar"/>
+        </w:rPr>
+        <w:t xml:space="preserve">## &lt;none&gt;              122.16                   </w:t>
+      </w:r>
+      <w:r>
+        <w:br/>
+      </w:r>
+      <w:r>
+        <w:rPr>
+          <w:rStyle w:val="VerbatimChar"/>
+        </w:rPr>
+        <w:t xml:space="preserve">## Temp.treatment    2 128.43 10.274 0.005875 **</w:t>
       </w:r>
       <w:r>
         <w:br/>
@@ -1210,29 +1250,11 @@
         <w:rPr>
           <w:rStyle w:val="VerbatimChar"/>
         </w:rPr>
-        <w:t xml:space="preserve">## Signif. codes:  </w:t>
-      </w:r>
-      <w:r>
-        <w:br/>
-      </w:r>
-      <w:r>
-        <w:rPr>
-          <w:rStyle w:val="VerbatimChar"/>
-        </w:rPr>
-        <w:t xml:space="preserve">##   0 '***' 0.001 '**' 0.01 '*'</w:t>
-      </w:r>
-      <w:r>
-        <w:br/>
-      </w:r>
-      <w:r>
-        <w:rPr>
-          <w:rStyle w:val="VerbatimChar"/>
-        </w:rPr>
-        <w:t xml:space="preserve">##   0.05 '.' 0.1 ' ' 1</w:t>
-      </w:r>
-    </w:p>
-    <w:bookmarkEnd w:id="42"/>
-    <w:bookmarkStart w:id="43" w:name="X75a1e093c2c39973dd246c156cd6abc3d612a0d"/>
+        <w:t xml:space="preserve">## Signif. codes:  0 '***' 0.001 '**' 0.01 '*' 0.05 '.' 0.1 ' ' 1</w:t>
+      </w:r>
+    </w:p>
+    <w:bookmarkEnd w:id="44"/>
+    <w:bookmarkStart w:id="45" w:name="X75a1e093c2c39973dd246c156cd6abc3d612a0d"/>
     <w:p>
       <w:pPr>
         <w:pStyle w:val="Heading4"/>
@@ -1249,106 +1271,34 @@
         <w:rPr>
           <w:rStyle w:val="VerbatimChar"/>
         </w:rPr>
-        <w:t xml:space="preserve">##  contrast       odds.ratio    SE</w:t>
-      </w:r>
-      <w:r>
-        <w:br/>
-      </w:r>
-      <w:r>
-        <w:rPr>
-          <w:rStyle w:val="VerbatimChar"/>
-        </w:rPr>
-        <w:t xml:space="preserve">##  control / high      0.297 0.132</w:t>
-      </w:r>
-      <w:r>
-        <w:br/>
-      </w:r>
-      <w:r>
-        <w:rPr>
-          <w:rStyle w:val="VerbatimChar"/>
-        </w:rPr>
-        <w:t xml:space="preserve">##  control / opt       1.103 0.547</w:t>
-      </w:r>
-      <w:r>
-        <w:br/>
-      </w:r>
-      <w:r>
-        <w:rPr>
-          <w:rStyle w:val="VerbatimChar"/>
-        </w:rPr>
-        <w:t xml:space="preserve">##  high / opt          3.707 1.710</w:t>
-      </w:r>
-      <w:r>
-        <w:br/>
-      </w:r>
-      <w:r>
-        <w:rPr>
-          <w:rStyle w:val="VerbatimChar"/>
-        </w:rPr>
-        <w:t xml:space="preserve">##   df asymp.LCL asymp.UCL null</w:t>
-      </w:r>
-      <w:r>
-        <w:br/>
-      </w:r>
-      <w:r>
-        <w:rPr>
-          <w:rStyle w:val="VerbatimChar"/>
-        </w:rPr>
-        <w:t xml:space="preserve">##  Inf     0.124     0.712    1</w:t>
-      </w:r>
-      <w:r>
-        <w:br/>
-      </w:r>
-      <w:r>
-        <w:rPr>
-          <w:rStyle w:val="VerbatimChar"/>
-        </w:rPr>
-        <w:t xml:space="preserve">##  Inf     0.417     2.916    1</w:t>
-      </w:r>
-      <w:r>
-        <w:br/>
-      </w:r>
-      <w:r>
-        <w:rPr>
-          <w:rStyle w:val="VerbatimChar"/>
-        </w:rPr>
-        <w:t xml:space="preserve">##  Inf     1.503     9.145    1</w:t>
-      </w:r>
-      <w:r>
-        <w:br/>
-      </w:r>
-      <w:r>
-        <w:rPr>
-          <w:rStyle w:val="VerbatimChar"/>
-        </w:rPr>
-        <w:t xml:space="preserve">##  z.ratio p.value</w:t>
-      </w:r>
-      <w:r>
-        <w:br/>
-      </w:r>
-      <w:r>
-        <w:rPr>
-          <w:rStyle w:val="VerbatimChar"/>
-        </w:rPr>
-        <w:t xml:space="preserve">##   -2.723  0.0065</w:t>
-      </w:r>
-      <w:r>
-        <w:br/>
-      </w:r>
-      <w:r>
-        <w:rPr>
-          <w:rStyle w:val="VerbatimChar"/>
-        </w:rPr>
-        <w:t xml:space="preserve">##    0.197  0.8439</w:t>
-      </w:r>
-      <w:r>
-        <w:br/>
-      </w:r>
-      <w:r>
-        <w:rPr>
-          <w:rStyle w:val="VerbatimChar"/>
-        </w:rPr>
-        <w:t xml:space="preserve">##    2.844  0.0045</w:t>
+        <w:t xml:space="preserve">##  contrast   odds.ratio    SE  df asymp.LCL asymp.UCL null z.ratio p.value</w:t>
+      </w:r>
+      <w:r>
+        <w:br/>
+      </w:r>
+      <w:r>
+        <w:rPr>
+          <w:rStyle w:val="VerbatimChar"/>
+        </w:rPr>
+        <w:t xml:space="preserve">##  opt / high      0.270 0.124 Inf     0.109     0.665    1  -2.844  0.0045</w:t>
+      </w:r>
+      <w:r>
+        <w:br/>
+      </w:r>
+      <w:r>
+        <w:rPr>
+          <w:rStyle w:val="VerbatimChar"/>
+        </w:rPr>
+        <w:t xml:space="preserve">##  opt / low       0.907 0.450 Inf     0.343     2.398    1  -0.197  0.8439</w:t>
+      </w:r>
+      <w:r>
+        <w:br/>
+      </w:r>
+      <w:r>
+        <w:rPr>
+          <w:rStyle w:val="VerbatimChar"/>
+        </w:rPr>
+        <w:t xml:space="preserve">##  high / low      3.362 1.500 Inf     1.405     8.047    1   2.723  0.0065</w:t>
       </w:r>
       <w:r>
         <w:br/>
@@ -1387,9 +1337,9 @@
         <w:t xml:space="preserve">## Tests are performed on the log odds ratio scale</w:t>
       </w:r>
     </w:p>
-    <w:bookmarkEnd w:id="43"/>
-    <w:bookmarkEnd w:id="44"/>
-    <w:bookmarkStart w:id="53" w:name="model-diagnostics"/>
+    <w:bookmarkEnd w:id="45"/>
+    <w:bookmarkEnd w:id="46"/>
+    <w:bookmarkStart w:id="55" w:name="model-diagnostics"/>
     <w:p>
       <w:pPr>
         <w:pStyle w:val="Heading3"/>
@@ -1406,7 +1356,7 @@
         <w:t xml:space="preserve">There was no evidence for lack of fit for either the fitness or the dispersal model.</w:t>
       </w:r>
     </w:p>
-    <w:bookmarkStart w:id="48" w:name="diagnostic-plots-for-fitness-data"/>
+    <w:bookmarkStart w:id="50" w:name="diagnostic-plots-for-fitness-data"/>
     <w:p>
       <w:pPr>
         <w:pStyle w:val="Heading4"/>
@@ -1424,18 +1374,18 @@
           <wp:inline>
             <wp:extent cx="5334000" cy="4667250"/>
             <wp:effectExtent b="0" l="0" r="0" t="0"/>
-            <wp:docPr descr="" title="" id="46" name="Picture"/>
+            <wp:docPr descr="" title="" id="48" name="Picture"/>
             <a:graphic>
               <a:graphicData uri="http://schemas.openxmlformats.org/drawingml/2006/picture">
                 <pic:pic>
                   <pic:nvPicPr>
-                    <pic:cNvPr descr="/Volumes/IF/Desktop/Project_manuscript/Dispnet/github/Dispnet/Tetranychus_evansi/Knitted_Markdowns/Tetranychus_evansi_files/figure-docx/modeldiagnosticsfitness-1.png" id="47" name="Picture"/>
+                    <pic:cNvPr descr="C:\Users\Lab%20Admin\Dropbox\Ongoing%20Research\DispNet\DispNet-Temperature-Dependent-Dispersal\Knitted_Markdowns\Tetranychus_evansi_files/figure-docx/modeldiagnosticsfitness-1.png" id="49" name="Picture"/>
                     <pic:cNvPicPr>
                       <a:picLocks noChangeArrowheads="1" noChangeAspect="1"/>
                     </pic:cNvPicPr>
                   </pic:nvPicPr>
                   <pic:blipFill>
-                    <a:blip r:embed="rId45"/>
+                    <a:blip r:embed="rId47"/>
                     <a:stretch>
                       <a:fillRect/>
                     </a:stretch>
@@ -1462,8 +1412,8 @@
         </w:drawing>
       </w:r>
     </w:p>
-    <w:bookmarkEnd w:id="48"/>
-    <w:bookmarkStart w:id="52" w:name="diagnostic-plots-for-dispersal-data"/>
+    <w:bookmarkEnd w:id="50"/>
+    <w:bookmarkStart w:id="54" w:name="diagnostic-plots-for-dispersal-data"/>
     <w:p>
       <w:pPr>
         <w:pStyle w:val="Heading4"/>
@@ -1481,18 +1431,18 @@
           <wp:inline>
             <wp:extent cx="5334000" cy="4667250"/>
             <wp:effectExtent b="0" l="0" r="0" t="0"/>
-            <wp:docPr descr="" title="" id="50" name="Picture"/>
+            <wp:docPr descr="" title="" id="52" name="Picture"/>
             <a:graphic>
               <a:graphicData uri="http://schemas.openxmlformats.org/drawingml/2006/picture">
                 <pic:pic>
                   <pic:nvPicPr>
-                    <pic:cNvPr descr="/Volumes/IF/Desktop/Project_manuscript/Dispnet/github/Dispnet/Tetranychus_evansi/Knitted_Markdowns/Tetranychus_evansi_files/figure-docx/modeldiagnosticsdispersal-1.png" id="51" name="Picture"/>
+                    <pic:cNvPr descr="C:\Users\Lab%20Admin\Dropbox\Ongoing%20Research\DispNet\DispNet-Temperature-Dependent-Dispersal\Knitted_Markdowns\Tetranychus_evansi_files/figure-docx/modeldiagnosticsdispersal-1.png" id="53" name="Picture"/>
                     <pic:cNvPicPr>
                       <a:picLocks noChangeArrowheads="1" noChangeAspect="1"/>
                     </pic:cNvPicPr>
                   </pic:nvPicPr>
                   <pic:blipFill>
-                    <a:blip r:embed="rId49"/>
+                    <a:blip r:embed="rId51"/>
                     <a:stretch>
                       <a:fillRect/>
                     </a:stretch>
@@ -1519,10 +1469,10 @@
         </w:drawing>
       </w:r>
     </w:p>
-    <w:bookmarkEnd w:id="52"/>
-    <w:bookmarkEnd w:id="53"/>
     <w:bookmarkEnd w:id="54"/>
     <w:bookmarkEnd w:id="55"/>
+    <w:bookmarkEnd w:id="56"/>
+    <w:bookmarkEnd w:id="57"/>
     <w:sectPr/>
   </w:body>
 </w:document>
@@ -1554,14 +1504,14 @@
 <file path=word/numbering.xml><?xml version="1.0" encoding="utf-8"?>
 <w:numbering xmlns:w="http://schemas.openxmlformats.org/wordprocessingml/2006/main">
   <w:abstractNum w:abstractNumId="990">
-    <w:nsid w:val="0000A990"/>
+    <w:nsid w:val="A990"/>
     <w:multiLevelType w:val="multilevel"/>
     <w:lvl w:ilvl="0">
       <w:numFmt w:val="bullet"/>
       <w:lvlText w:val=" "/>
       <w:lvlJc w:val="left"/>
       <w:pPr>
-        <w:ind w:left="720" w:hanging="360"/>
+        <w:ind w:left="720" w:hanging="480"/>
       </w:pPr>
     </w:lvl>
     <w:lvl w:ilvl="1">
@@ -1569,7 +1519,7 @@
       <w:lvlText w:val=" "/>
       <w:lvlJc w:val="left"/>
       <w:pPr>
-        <w:ind w:left="1440" w:hanging="360"/>
+        <w:ind w:left="1440" w:hanging="480"/>
       </w:pPr>
     </w:lvl>
     <w:lvl w:ilvl="2">
@@ -1577,7 +1527,7 @@
       <w:lvlText w:val=" "/>
       <w:lvlJc w:val="left"/>
       <w:pPr>
-        <w:ind w:left="2160" w:hanging="360"/>
+        <w:ind w:left="2160" w:hanging="480"/>
       </w:pPr>
     </w:lvl>
     <w:lvl w:ilvl="3">
@@ -1585,7 +1535,7 @@
       <w:lvlText w:val=" "/>
       <w:lvlJc w:val="left"/>
       <w:pPr>
-        <w:ind w:left="2880" w:hanging="360"/>
+        <w:ind w:left="2880" w:hanging="480"/>
       </w:pPr>
     </w:lvl>
     <w:lvl w:ilvl="4">
@@ -1593,7 +1543,7 @@
       <w:lvlText w:val=" "/>
       <w:lvlJc w:val="left"/>
       <w:pPr>
-        <w:ind w:left="3600" w:hanging="360"/>
+        <w:ind w:left="3600" w:hanging="480"/>
       </w:pPr>
     </w:lvl>
     <w:lvl w:ilvl="5">
@@ -1601,7 +1551,7 @@
       <w:lvlText w:val=" "/>
       <w:lvlJc w:val="left"/>
       <w:pPr>
-        <w:ind w:left="4320" w:hanging="360"/>
+        <w:ind w:left="4320" w:hanging="480"/>
       </w:pPr>
     </w:lvl>
     <w:lvl w:ilvl="6">
@@ -1609,7 +1559,7 @@
       <w:lvlText w:val=" "/>
       <w:lvlJc w:val="left"/>
       <w:pPr>
-        <w:ind w:left="5040" w:hanging="360"/>
+        <w:ind w:left="5040" w:hanging="480"/>
       </w:pPr>
     </w:lvl>
     <w:lvl w:ilvl="7">
@@ -1617,7 +1567,7 @@
       <w:lvlText w:val=" "/>
       <w:lvlJc w:val="left"/>
       <w:pPr>
-        <w:ind w:left="5760" w:hanging="360"/>
+        <w:ind w:left="5760" w:hanging="480"/>
       </w:pPr>
     </w:lvl>
     <w:lvl w:ilvl="8">
@@ -1625,111 +1575,84 @@
       <w:lvlText w:val=" "/>
       <w:lvlJc w:val="left"/>
       <w:pPr>
-        <w:ind w:left="6480" w:hanging="360"/>
+        <w:ind w:left="6480" w:hanging="480"/>
       </w:pPr>
     </w:lvl>
   </w:abstractNum>
   <w:abstractNum w:abstractNumId="991">
-    <w:nsid w:val="0000A991"/>
+    <w:nsid w:val="A991"/>
     <w:multiLevelType w:val="multilevel"/>
     <w:lvl w:ilvl="0">
       <w:numFmt w:val="bullet"/>
-      <w:lvlText w:val=""/>
+      <w:lvlText w:val="•"/>
       <w:lvlJc w:val="left"/>
       <w:pPr>
-        <w:ind w:left="720" w:hanging="360"/>
-      </w:pPr>
-      <w:rPr>
-        <w:rFonts w:ascii="Symbol" w:hAnsi="Symbol" w:cs="Symbol" w:hint="default"/>
-      </w:rPr>
+        <w:ind w:left="720" w:hanging="480"/>
+      </w:pPr>
     </w:lvl>
     <w:lvl w:ilvl="1">
       <w:numFmt w:val="bullet"/>
-      <w:lvlText w:val="o"/>
+      <w:lvlText w:val="–"/>
       <w:lvlJc w:val="left"/>
       <w:pPr>
-        <w:ind w:left="1440" w:hanging="360"/>
-      </w:pPr>
-      <w:rPr>
-        <w:rFonts w:ascii="Courier New" w:hAnsi="Courier New" w:cs="Courier New" w:hint="default"/>
-      </w:rPr>
+        <w:ind w:left="1440" w:hanging="480"/>
+      </w:pPr>
     </w:lvl>
     <w:lvl w:ilvl="2">
       <w:numFmt w:val="bullet"/>
-      <w:lvlText w:val=""/>
+      <w:lvlText w:val="•"/>
       <w:lvlJc w:val="left"/>
       <w:pPr>
-        <w:ind w:left="2160" w:hanging="360"/>
-      </w:pPr>
-      <w:rPr>
-        <w:rFonts w:ascii="Wingdings" w:hAnsi="Wingdings" w:cs="Wingdings" w:hint="default"/>
-      </w:rPr>
+        <w:ind w:left="2160" w:hanging="480"/>
+      </w:pPr>
     </w:lvl>
     <w:lvl w:ilvl="3">
       <w:numFmt w:val="bullet"/>
-      <w:lvlText w:val=""/>
+      <w:lvlText w:val="–"/>
       <w:lvlJc w:val="left"/>
       <w:pPr>
-        <w:ind w:left="2880" w:hanging="360"/>
-      </w:pPr>
-      <w:rPr>
-        <w:rFonts w:ascii="Symbol" w:hAnsi="Symbol" w:cs="Symbol" w:hint="default"/>
-      </w:rPr>
+        <w:ind w:left="2880" w:hanging="480"/>
+      </w:pPr>
     </w:lvl>
     <w:lvl w:ilvl="4">
       <w:numFmt w:val="bullet"/>
-      <w:lvlText w:val="o"/>
+      <w:lvlText w:val="•"/>
       <w:lvlJc w:val="left"/>
       <w:pPr>
-        <w:ind w:left="3600" w:hanging="360"/>
-      </w:pPr>
-      <w:rPr>
-        <w:rFonts w:ascii="Courier New" w:hAnsi="Courier New" w:cs="Courier New" w:hint="default"/>
-      </w:rPr>
+        <w:ind w:left="3600" w:hanging="480"/>
+      </w:pPr>
     </w:lvl>
     <w:lvl w:ilvl="5">
       <w:numFmt w:val="bullet"/>
-      <w:lvlText w:val=""/>
+      <w:lvlText w:val="–"/>
       <w:lvlJc w:val="left"/>
       <w:pPr>
-        <w:ind w:left="4320" w:hanging="360"/>
-      </w:pPr>
-      <w:rPr>
-        <w:rFonts w:ascii="Wingdings" w:hAnsi="Wingdings" w:cs="Wingdings" w:hint="default"/>
-      </w:rPr>
+        <w:ind w:left="4320" w:hanging="480"/>
+      </w:pPr>
     </w:lvl>
     <w:lvl w:ilvl="6">
       <w:numFmt w:val="bullet"/>
-      <w:lvlText w:val=""/>
+      <w:lvlText w:val="•"/>
       <w:lvlJc w:val="left"/>
       <w:pPr>
-        <w:ind w:left="5040" w:hanging="360"/>
-      </w:pPr>
-      <w:rPr>
-        <w:rFonts w:ascii="Symbol" w:hAnsi="Symbol" w:cs="Symbol" w:hint="default"/>
-      </w:rPr>
+        <w:ind w:left="5040" w:hanging="480"/>
+      </w:pPr>
     </w:lvl>
     <w:lvl w:ilvl="7">
       <w:numFmt w:val="bullet"/>
-      <w:lvlText w:val="o"/>
+      <w:lvlText w:val="–"/>
       <w:lvlJc w:val="left"/>
       <w:pPr>
-        <w:ind w:left="5760" w:hanging="360"/>
-      </w:pPr>
-      <w:rPr>
-        <w:rFonts w:ascii="Courier New" w:hAnsi="Courier New" w:cs="Courier New" w:hint="default"/>
-      </w:rPr>
+        <w:ind w:left="5760" w:hanging="480"/>
+      </w:pPr>
     </w:lvl>
     <w:lvl w:ilvl="8">
       <w:numFmt w:val="bullet"/>
-      <w:lvlText w:val=""/>
+      <w:lvlText w:val="•"/>
       <w:lvlJc w:val="left"/>
       <w:pPr>
-        <w:ind w:left="6480" w:hanging="360"/>
-      </w:pPr>
-      <w:rPr>
-        <w:rFonts w:ascii="Wingdings" w:hAnsi="Wingdings" w:cs="Wingdings" w:hint="default"/>
-      </w:rPr>
+        <w:ind w:left="6480" w:hanging="480"/>
+      </w:pPr>
     </w:lvl>
   </w:abstractNum>
   <w:num w:numId="1000">
@@ -1788,10 +1711,10 @@
     <w:name w:val="Body Text"/>
     <w:basedOn w:val="Normal"/>
     <w:link w:val="BodyTextChar"/>
-    <w:qFormat/>
     <w:pPr>
       <w:spacing w:after="180" w:before="180"/>
     </w:pPr>
+    <w:qFormat/>
   </w:style>
   <w:style w:customStyle="1" w:styleId="FirstParagraph" w:type="paragraph">
     <w:name w:val="First Paragraph"/>
@@ -1811,69 +1734,36 @@
     <w:name w:val="Title"/>
     <w:basedOn w:val="Normal"/>
     <w:next w:val="BodyText"/>
-    <w:link w:val="TitleChar"/>
-    <w:uiPriority w:val="10"/>
     <w:qFormat/>
-    <w:rsid w:val="00A10FD9"/>
     <w:pPr>
-      <w:spacing w:after="80" w:line="240" w:lineRule="auto"/>
-      <w:contextualSpacing/>
+      <w:keepNext/>
+      <w:keepLines/>
+      <w:spacing w:after="240" w:before="480"/>
       <w:jc w:val="center"/>
     </w:pPr>
     <w:rPr>
       <w:rFonts w:asciiTheme="majorHAnsi" w:cstheme="majorBidi" w:eastAsiaTheme="majorEastAsia" w:hAnsiTheme="majorHAnsi"/>
-      <w:spacing w:val="-10"/>
-      <w:kern w:val="28"/>
-      <w:sz w:val="56"/>
-      <w:szCs w:val="56"/>
-    </w:rPr>
-  </w:style>
-  <w:style w:customStyle="1" w:styleId="TitleChar" w:type="character">
-    <w:name w:val="Title Char"/>
-    <w:basedOn w:val="DefaultParagraphFont"/>
-    <w:link w:val="Title"/>
-    <w:uiPriority w:val="10"/>
-    <w:rsid w:val="00A10FD9"/>
-    <w:rPr>
-      <w:rFonts w:asciiTheme="majorHAnsi" w:cstheme="majorBidi" w:eastAsiaTheme="majorEastAsia" w:hAnsiTheme="majorHAnsi"/>
-      <w:spacing w:val="-10"/>
-      <w:kern w:val="28"/>
-      <w:sz w:val="56"/>
-      <w:szCs w:val="56"/>
+      <w:b/>
+      <w:bCs/>
+      <w:color w:themeColor="accent1" w:themeShade="B5" w:val="345A8A"/>
+      <w:sz w:val="36"/>
+      <w:szCs w:val="36"/>
     </w:rPr>
   </w:style>
   <w:style w:styleId="Subtitle" w:type="paragraph">
     <w:name w:val="Subtitle"/>
     <w:basedOn w:val="Title"/>
     <w:next w:val="BodyText"/>
-    <w:link w:val="SubtitleChar"/>
-    <w:uiPriority w:val="11"/>
     <w:qFormat/>
-    <w:rsid w:val="00A10FD9"/>
     <w:pPr>
-      <w:numPr>
-        <w:ilvl w:val="1"/>
-      </w:numPr>
+      <w:keepNext/>
+      <w:keepLines/>
+      <w:spacing w:after="240" w:before="240"/>
+      <w:jc w:val="center"/>
     </w:pPr>
     <w:rPr>
-      <w:rFonts w:cstheme="majorBidi" w:eastAsiaTheme="majorEastAsia"/>
-      <w:spacing w:val="15"/>
-      <w:sz w:val="28"/>
-      <w:szCs w:val="28"/>
-    </w:rPr>
-  </w:style>
-  <w:style w:customStyle="1" w:styleId="SubtitleChar" w:type="character">
-    <w:name w:val="Subtitle Char"/>
-    <w:basedOn w:val="DefaultParagraphFont"/>
-    <w:link w:val="Subtitle"/>
-    <w:uiPriority w:val="11"/>
-    <w:rsid w:val="00A10FD9"/>
-    <w:rPr>
-      <w:rFonts w:cstheme="majorBidi" w:eastAsiaTheme="majorEastAsia"/>
-      <w:color w:themeColor="text1" w:themeTint="A6" w:val="595959"/>
-      <w:spacing w:val="15"/>
-      <w:sz w:val="28"/>
-      <w:szCs w:val="28"/>
+      <w:sz w:val="30"/>
+      <w:szCs w:val="30"/>
     </w:rPr>
   </w:style>
   <w:style w:customStyle="1" w:styleId="Author" w:type="paragraph">
@@ -1896,23 +1786,6 @@
       <w:jc w:val="center"/>
     </w:pPr>
   </w:style>
-  <w:style w:customStyle="1" w:styleId="AbstractTitle" w:type="paragraph">
-    <w:name w:val="Abstract Title"/>
-    <w:basedOn w:val="Normal"/>
-    <w:next w:val="Abstract"/>
-    <w:qFormat/>
-    <w:pPr>
-      <w:keepNext/>
-      <w:keepLines/>
-      <w:spacing w:after="0" w:before="300"/>
-      <w:jc w:val="center"/>
-    </w:pPr>
-    <w:rPr>
-      <w:b/>
-      <w:sz w:val="20"/>
-      <w:szCs w:val="20"/>
-    </w:rPr>
-  </w:style>
   <w:style w:customStyle="1" w:styleId="Abstract" w:type="paragraph">
     <w:name w:val="Abstract"/>
     <w:basedOn w:val="Normal"/>
@@ -1921,7 +1794,7 @@
     <w:pPr>
       <w:keepNext/>
       <w:keepLines/>
-      <w:spacing w:after="300" w:before="100"/>
+      <w:spacing w:after="300" w:before="300"/>
     </w:pPr>
     <w:rPr>
       <w:sz w:val="20"/>
@@ -1937,321 +1810,191 @@
     <w:rPr/>
   </w:style>
   <w:style w:styleId="Heading1" w:type="paragraph">
-    <w:name w:val="heading 1"/>
+    <w:name w:val="Heading 1"/>
     <w:basedOn w:val="Normal"/>
     <w:next w:val="BodyText"/>
-    <w:link w:val="Heading1Char"/>
     <w:uiPriority w:val="9"/>
     <w:qFormat/>
-    <w:rsid w:val="00A10FD9"/>
     <w:pPr>
       <w:keepNext/>
       <w:keepLines/>
-      <w:spacing w:after="80" w:before="360"/>
+      <w:spacing w:after="0" w:before="480"/>
       <w:outlineLvl w:val="0"/>
     </w:pPr>
     <w:rPr>
       <w:rFonts w:asciiTheme="majorHAnsi" w:cstheme="majorBidi" w:eastAsiaTheme="majorEastAsia" w:hAnsiTheme="majorHAnsi"/>
-      <w:color w:themeColor="accent1" w:themeShade="BF" w:val="0F4761"/>
-      <w:sz w:val="40"/>
-      <w:szCs w:val="40"/>
+      <w:b/>
+      <w:bCs/>
+      <w:color w:themeColor="accent1" w:val="4F81BD"/>
+      <w:sz w:val="32"/>
+      <w:szCs w:val="32"/>
     </w:rPr>
   </w:style>
   <w:style w:styleId="Heading2" w:type="paragraph">
-    <w:name w:val="heading 2"/>
+    <w:name w:val="Heading 2"/>
     <w:basedOn w:val="Normal"/>
     <w:next w:val="BodyText"/>
-    <w:link w:val="Heading2Char"/>
     <w:uiPriority w:val="9"/>
-    <w:semiHidden/>
     <w:unhideWhenUsed/>
     <w:qFormat/>
-    <w:rsid w:val="00A10FD9"/>
     <w:pPr>
       <w:keepNext/>
       <w:keepLines/>
-      <w:spacing w:after="80" w:before="160"/>
+      <w:spacing w:after="0" w:before="200"/>
       <w:outlineLvl w:val="1"/>
     </w:pPr>
     <w:rPr>
       <w:rFonts w:asciiTheme="majorHAnsi" w:cstheme="majorBidi" w:eastAsiaTheme="majorEastAsia" w:hAnsiTheme="majorHAnsi"/>
-      <w:color w:themeColor="accent1" w:themeShade="BF" w:val="0F4761"/>
-      <w:sz w:val="32"/>
-      <w:szCs w:val="32"/>
+      <w:b/>
+      <w:bCs/>
+      <w:color w:themeColor="accent1" w:val="4F81BD"/>
+      <w:sz w:val="28"/>
+      <w:szCs w:val="28"/>
     </w:rPr>
   </w:style>
   <w:style w:styleId="Heading3" w:type="paragraph">
-    <w:name w:val="heading 3"/>
+    <w:name w:val="Heading 3"/>
     <w:basedOn w:val="Normal"/>
     <w:next w:val="BodyText"/>
-    <w:link w:val="Heading3Char"/>
     <w:uiPriority w:val="9"/>
-    <w:semiHidden/>
     <w:unhideWhenUsed/>
     <w:qFormat/>
-    <w:rsid w:val="00A10FD9"/>
     <w:pPr>
       <w:keepNext/>
       <w:keepLines/>
-      <w:spacing w:after="80" w:before="160"/>
+      <w:spacing w:after="0" w:before="200"/>
       <w:outlineLvl w:val="2"/>
     </w:pPr>
     <w:rPr>
-      <w:rFonts w:cstheme="majorBidi" w:eastAsiaTheme="majorEastAsia"/>
-      <w:color w:themeColor="accent1" w:themeShade="BF" w:val="0F4761"/>
-      <w:sz w:val="28"/>
-      <w:szCs w:val="28"/>
+      <w:rFonts w:asciiTheme="majorHAnsi" w:cstheme="majorBidi" w:eastAsiaTheme="majorEastAsia" w:hAnsiTheme="majorHAnsi"/>
+      <w:b/>
+      <w:bCs/>
+      <w:color w:themeColor="accent1" w:val="4F81BD"/>
+      <w:sz w:val="24"/>
+      <w:szCs w:val="24"/>
     </w:rPr>
   </w:style>
   <w:style w:styleId="Heading4" w:type="paragraph">
-    <w:name w:val="heading 4"/>
+    <w:name w:val="Heading 4"/>
     <w:basedOn w:val="Normal"/>
     <w:next w:val="BodyText"/>
-    <w:link w:val="Heading4Char"/>
     <w:uiPriority w:val="9"/>
-    <w:semiHidden/>
     <w:unhideWhenUsed/>
     <w:qFormat/>
-    <w:rsid w:val="00A10FD9"/>
     <w:pPr>
       <w:keepNext/>
       <w:keepLines/>
-      <w:spacing w:after="40" w:before="80"/>
+      <w:spacing w:after="0" w:before="200"/>
       <w:outlineLvl w:val="3"/>
     </w:pPr>
     <w:rPr>
-      <w:rFonts w:cstheme="majorBidi" w:eastAsiaTheme="majorEastAsia"/>
+      <w:rFonts w:asciiTheme="majorHAnsi" w:cstheme="majorBidi" w:eastAsiaTheme="majorEastAsia" w:hAnsiTheme="majorHAnsi"/>
       <w:i/>
-      <w:iCs/>
-      <w:color w:themeColor="accent1" w:themeShade="BF" w:val="0F4761"/>
+      <w:bCs/>
+      <w:color w:themeColor="accent1" w:val="4F81BD"/>
+      <w:sz w:val="24"/>
+      <w:szCs w:val="24"/>
     </w:rPr>
   </w:style>
   <w:style w:styleId="Heading5" w:type="paragraph">
-    <w:name w:val="heading 5"/>
+    <w:name w:val="Heading 5"/>
     <w:basedOn w:val="Normal"/>
     <w:next w:val="BodyText"/>
-    <w:link w:val="Heading5Char"/>
     <w:uiPriority w:val="9"/>
-    <w:semiHidden/>
     <w:unhideWhenUsed/>
     <w:qFormat/>
-    <w:rsid w:val="00A10FD9"/>
     <w:pPr>
       <w:keepNext/>
       <w:keepLines/>
-      <w:spacing w:after="40" w:before="80"/>
+      <w:spacing w:after="0" w:before="200"/>
       <w:outlineLvl w:val="4"/>
     </w:pPr>
     <w:rPr>
-      <w:rFonts w:cstheme="majorBidi" w:eastAsiaTheme="majorEastAsia"/>
-      <w:color w:themeColor="accent1" w:themeShade="BF" w:val="0F4761"/>
+      <w:rFonts w:asciiTheme="majorHAnsi" w:cstheme="majorBidi" w:eastAsiaTheme="majorEastAsia" w:hAnsiTheme="majorHAnsi"/>
+      <w:iCs/>
+      <w:color w:themeColor="accent1" w:val="4F81BD"/>
+      <w:sz w:val="24"/>
+      <w:szCs w:val="24"/>
     </w:rPr>
   </w:style>
   <w:style w:styleId="Heading6" w:type="paragraph">
-    <w:name w:val="heading 6"/>
+    <w:name w:val="Heading 6"/>
     <w:basedOn w:val="Normal"/>
     <w:next w:val="BodyText"/>
-    <w:link w:val="Heading6Char"/>
     <w:uiPriority w:val="9"/>
-    <w:semiHidden/>
     <w:unhideWhenUsed/>
     <w:qFormat/>
-    <w:rsid w:val="00A10FD9"/>
     <w:pPr>
       <w:keepNext/>
       <w:keepLines/>
-      <w:spacing w:after="0" w:before="40"/>
+      <w:spacing w:after="0" w:before="200"/>
       <w:outlineLvl w:val="5"/>
     </w:pPr>
     <w:rPr>
-      <w:rFonts w:cstheme="majorBidi" w:eastAsiaTheme="majorEastAsia"/>
-      <w:i/>
-      <w:iCs/>
-      <w:color w:themeColor="text1" w:themeTint="A6" w:val="595959"/>
+      <w:rFonts w:asciiTheme="majorHAnsi" w:cstheme="majorBidi" w:eastAsiaTheme="majorEastAsia" w:hAnsiTheme="majorHAnsi"/>
+      <w:color w:themeColor="accent1" w:val="4F81BD"/>
+      <w:sz w:val="24"/>
+      <w:szCs w:val="24"/>
     </w:rPr>
   </w:style>
   <w:style w:styleId="Heading7" w:type="paragraph">
-    <w:name w:val="heading 7"/>
+    <w:name w:val="Heading 7"/>
     <w:basedOn w:val="Normal"/>
     <w:next w:val="BodyText"/>
-    <w:link w:val="Heading7Char"/>
     <w:uiPriority w:val="9"/>
-    <w:semiHidden/>
     <w:unhideWhenUsed/>
     <w:qFormat/>
-    <w:rsid w:val="00A10FD9"/>
     <w:pPr>
       <w:keepNext/>
       <w:keepLines/>
-      <w:spacing w:after="0" w:before="40"/>
+      <w:spacing w:after="0" w:before="200"/>
       <w:outlineLvl w:val="6"/>
     </w:pPr>
     <w:rPr>
-      <w:rFonts w:cstheme="majorBidi" w:eastAsiaTheme="majorEastAsia"/>
-      <w:color w:themeColor="text1" w:themeTint="A6" w:val="595959"/>
+      <w:rFonts w:asciiTheme="majorHAnsi" w:cstheme="majorBidi" w:eastAsiaTheme="majorEastAsia" w:hAnsiTheme="majorHAnsi"/>
+      <w:color w:themeColor="accent1" w:val="4F81BD"/>
+      <w:sz w:val="24"/>
+      <w:szCs w:val="24"/>
     </w:rPr>
   </w:style>
   <w:style w:styleId="Heading8" w:type="paragraph">
-    <w:name w:val="heading 8"/>
+    <w:name w:val="Heading 8"/>
     <w:basedOn w:val="Normal"/>
     <w:next w:val="BodyText"/>
-    <w:link w:val="Heading8Char"/>
     <w:uiPriority w:val="9"/>
-    <w:semiHidden/>
     <w:unhideWhenUsed/>
     <w:qFormat/>
-    <w:rsid w:val="00A10FD9"/>
     <w:pPr>
       <w:keepNext/>
       <w:keepLines/>
-      <w:spacing w:after="0"/>
+      <w:spacing w:after="0" w:before="200"/>
       <w:outlineLvl w:val="7"/>
     </w:pPr>
     <w:rPr>
-      <w:rFonts w:cstheme="majorBidi" w:eastAsiaTheme="majorEastAsia"/>
-      <w:i/>
-      <w:iCs/>
-      <w:color w:themeColor="text1" w:themeTint="D8" w:val="272727"/>
+      <w:rFonts w:asciiTheme="majorHAnsi" w:cstheme="majorBidi" w:eastAsiaTheme="majorEastAsia" w:hAnsiTheme="majorHAnsi"/>
+      <w:color w:themeColor="accent1" w:val="4F81BD"/>
+      <w:sz w:val="24"/>
+      <w:szCs w:val="24"/>
     </w:rPr>
   </w:style>
   <w:style w:styleId="Heading9" w:type="paragraph">
-    <w:name w:val="heading 9"/>
+    <w:name w:val="Heading 9"/>
     <w:basedOn w:val="Normal"/>
     <w:next w:val="BodyText"/>
-    <w:link w:val="Heading9Char"/>
     <w:uiPriority w:val="9"/>
-    <w:semiHidden/>
     <w:unhideWhenUsed/>
     <w:qFormat/>
-    <w:rsid w:val="00A10FD9"/>
     <w:pPr>
       <w:keepNext/>
       <w:keepLines/>
-      <w:spacing w:after="0"/>
+      <w:spacing w:after="0" w:before="200"/>
       <w:outlineLvl w:val="8"/>
     </w:pPr>
     <w:rPr>
-      <w:rFonts w:cstheme="majorBidi" w:eastAsiaTheme="majorEastAsia"/>
-      <w:color w:themeColor="text1" w:themeTint="D8" w:val="272727"/>
-    </w:rPr>
-  </w:style>
-  <w:style w:customStyle="1" w:styleId="Heading1Char" w:type="character">
-    <w:name w:val="Heading 1 Char"/>
-    <w:basedOn w:val="DefaultParagraphFont"/>
-    <w:link w:val="Heading1"/>
-    <w:uiPriority w:val="9"/>
-    <w:rsid w:val="00A10FD9"/>
-    <w:rPr>
       <w:rFonts w:asciiTheme="majorHAnsi" w:cstheme="majorBidi" w:eastAsiaTheme="majorEastAsia" w:hAnsiTheme="majorHAnsi"/>
-      <w:color w:themeColor="accent1" w:themeShade="BF" w:val="0F4761"/>
-      <w:sz w:val="40"/>
-      <w:szCs w:val="40"/>
-    </w:rPr>
-  </w:style>
-  <w:style w:customStyle="1" w:styleId="Heading2Char" w:type="character">
-    <w:name w:val="Heading 2 Char"/>
-    <w:basedOn w:val="DefaultParagraphFont"/>
-    <w:link w:val="Heading2"/>
-    <w:uiPriority w:val="9"/>
-    <w:semiHidden/>
-    <w:rsid w:val="00A10FD9"/>
-    <w:rPr>
-      <w:rFonts w:asciiTheme="majorHAnsi" w:cstheme="majorBidi" w:eastAsiaTheme="majorEastAsia" w:hAnsiTheme="majorHAnsi"/>
-      <w:color w:themeColor="accent1" w:themeShade="BF" w:val="0F4761"/>
-      <w:sz w:val="32"/>
-      <w:szCs w:val="32"/>
-    </w:rPr>
-  </w:style>
-  <w:style w:customStyle="1" w:styleId="Heading3Char" w:type="character">
-    <w:name w:val="Heading 3 Char"/>
-    <w:basedOn w:val="DefaultParagraphFont"/>
-    <w:link w:val="Heading3"/>
-    <w:uiPriority w:val="9"/>
-    <w:semiHidden/>
-    <w:rsid w:val="00A10FD9"/>
-    <w:rPr>
-      <w:rFonts w:cstheme="majorBidi" w:eastAsiaTheme="majorEastAsia"/>
-      <w:color w:themeColor="accent1" w:themeShade="BF" w:val="0F4761"/>
-      <w:sz w:val="28"/>
-      <w:szCs w:val="28"/>
-    </w:rPr>
-  </w:style>
-  <w:style w:customStyle="1" w:styleId="Heading4Char" w:type="character">
-    <w:name w:val="Heading 4 Char"/>
-    <w:basedOn w:val="DefaultParagraphFont"/>
-    <w:link w:val="Heading4"/>
-    <w:uiPriority w:val="9"/>
-    <w:semiHidden/>
-    <w:rsid w:val="00A10FD9"/>
-    <w:rPr>
-      <w:rFonts w:cstheme="majorBidi" w:eastAsiaTheme="majorEastAsia"/>
-      <w:i/>
-      <w:iCs/>
-      <w:color w:themeColor="accent1" w:themeShade="BF" w:val="0F4761"/>
-    </w:rPr>
-  </w:style>
-  <w:style w:customStyle="1" w:styleId="Heading5Char" w:type="character">
-    <w:name w:val="Heading 5 Char"/>
-    <w:basedOn w:val="DefaultParagraphFont"/>
-    <w:link w:val="Heading5"/>
-    <w:uiPriority w:val="9"/>
-    <w:semiHidden/>
-    <w:rsid w:val="00A10FD9"/>
-    <w:rPr>
-      <w:rFonts w:cstheme="majorBidi" w:eastAsiaTheme="majorEastAsia"/>
-      <w:color w:themeColor="accent1" w:themeShade="BF" w:val="0F4761"/>
-    </w:rPr>
-  </w:style>
-  <w:style w:customStyle="1" w:styleId="Heading6Char" w:type="character">
-    <w:name w:val="Heading 6 Char"/>
-    <w:basedOn w:val="DefaultParagraphFont"/>
-    <w:link w:val="Heading6"/>
-    <w:uiPriority w:val="9"/>
-    <w:semiHidden/>
-    <w:rsid w:val="00A10FD9"/>
-    <w:rPr>
-      <w:rFonts w:cstheme="majorBidi" w:eastAsiaTheme="majorEastAsia"/>
-      <w:i/>
-      <w:iCs/>
-      <w:color w:themeColor="text1" w:themeTint="A6" w:val="595959"/>
-    </w:rPr>
-  </w:style>
-  <w:style w:customStyle="1" w:styleId="Heading7Char" w:type="character">
-    <w:name w:val="Heading 7 Char"/>
-    <w:basedOn w:val="DefaultParagraphFont"/>
-    <w:link w:val="Heading7"/>
-    <w:uiPriority w:val="9"/>
-    <w:semiHidden/>
-    <w:rsid w:val="00A10FD9"/>
-    <w:rPr>
-      <w:rFonts w:cstheme="majorBidi" w:eastAsiaTheme="majorEastAsia"/>
-      <w:color w:themeColor="text1" w:themeTint="A6" w:val="595959"/>
-    </w:rPr>
-  </w:style>
-  <w:style w:customStyle="1" w:styleId="Heading8Char" w:type="character">
-    <w:name w:val="Heading 8 Char"/>
-    <w:basedOn w:val="DefaultParagraphFont"/>
-    <w:link w:val="Heading8"/>
-    <w:uiPriority w:val="9"/>
-    <w:semiHidden/>
-    <w:rsid w:val="00A10FD9"/>
-    <w:rPr>
-      <w:rFonts w:cstheme="majorBidi" w:eastAsiaTheme="majorEastAsia"/>
-      <w:i/>
-      <w:iCs/>
-      <w:color w:themeColor="text1" w:themeTint="D8" w:val="272727"/>
-    </w:rPr>
-  </w:style>
-  <w:style w:customStyle="1" w:styleId="Heading9Char" w:type="character">
-    <w:name w:val="Heading 9 Char"/>
-    <w:basedOn w:val="DefaultParagraphFont"/>
-    <w:link w:val="Heading9"/>
-    <w:uiPriority w:val="9"/>
-    <w:semiHidden/>
-    <w:rsid w:val="00A10FD9"/>
-    <w:rPr>
-      <w:rFonts w:cstheme="majorBidi" w:eastAsiaTheme="majorEastAsia"/>
-      <w:color w:themeColor="text1" w:themeTint="D8" w:val="272727"/>
+      <w:color w:themeColor="accent1" w:val="4F81BD"/>
+      <w:sz w:val="24"/>
+      <w:szCs w:val="24"/>
     </w:rPr>
   </w:style>
   <w:style w:styleId="BlockText" w:type="paragraph">
@@ -2273,18 +2016,6 @@
     <w:uiPriority w:val="9"/>
     <w:unhideWhenUsed/>
     <w:qFormat/>
-  </w:style>
-  <w:style w:styleId="FootnoteBlockText" w:type="paragraph">
-    <w:name w:val="Footnote Block Text"/>
-    <w:basedOn w:val="FootnoteText"/>
-    <w:next w:val="FootnoteText"/>
-    <w:uiPriority w:val="9"/>
-    <w:unhideWhenUsed/>
-    <w:qFormat/>
-    <w:pPr>
-      <w:spacing w:after="100" w:before="100"/>
-      <w:ind w:firstLine="0" w:left="480" w:right="480"/>
-    </w:pPr>
   </w:style>
   <w:style w:default="1" w:styleId="DefaultParagraphFont" w:type="character">
     <w:name w:val="Default Paragraph Font"/>
@@ -2315,10 +2046,10 @@
         <w:jc w:val="left"/>
       </w:trPr>
       <w:tcPr>
+        <w:vAlign w:val="bottom"/>
         <w:tcBorders>
           <w:bottom w:val="single"/>
         </w:tcBorders>
-        <w:vAlign w:val="bottom"/>
       </w:tcPr>
     </w:tblStylePr>
   </w:style>
@@ -2434,9 +2165,9 @@
     <w:name w:val="KeywordTok"/>
     <w:basedOn w:val="VerbatimChar"/>
     <w:rPr>
+      <w:color w:val="204a87"/>
+      <w:shd w:val="clear" w:fill="f8f8f8"/>
       <w:b/>
-      <w:color w:val="204a87"/>
-      <w:shd w:val="clear" w:fill="f8f8f8"/>
     </w:rPr>
   </w:style>
   <w:style w:type="character" w:customStyle="1" w:styleId="DataTypeTok">
@@ -2491,9 +2222,9 @@
     <w:name w:val="SpecialCharTok"/>
     <w:basedOn w:val="VerbatimChar"/>
     <w:rPr>
+      <w:color w:val="ce5c00"/>
+      <w:shd w:val="clear" w:fill="f8f8f8"/>
       <w:b/>
-      <w:color w:val="ce5c00"/>
-      <w:shd w:val="clear" w:fill="f8f8f8"/>
     </w:rPr>
   </w:style>
   <w:style w:type="character" w:customStyle="1" w:styleId="StringTok">
@@ -2531,39 +2262,39 @@
     <w:name w:val="CommentTok"/>
     <w:basedOn w:val="VerbatimChar"/>
     <w:rPr>
+      <w:color w:val="8f5902"/>
+      <w:shd w:val="clear" w:fill="f8f8f8"/>
       <w:i/>
-      <w:color w:val="8f5902"/>
-      <w:shd w:val="clear" w:fill="f8f8f8"/>
     </w:rPr>
   </w:style>
   <w:style w:type="character" w:customStyle="1" w:styleId="DocumentationTok">
     <w:name w:val="DocumentationTok"/>
     <w:basedOn w:val="VerbatimChar"/>
     <w:rPr>
+      <w:color w:val="8f5902"/>
+      <w:shd w:val="clear" w:fill="f8f8f8"/>
       <w:b/>
       <w:i/>
-      <w:color w:val="8f5902"/>
-      <w:shd w:val="clear" w:fill="f8f8f8"/>
     </w:rPr>
   </w:style>
   <w:style w:type="character" w:customStyle="1" w:styleId="AnnotationTok">
     <w:name w:val="AnnotationTok"/>
     <w:basedOn w:val="VerbatimChar"/>
     <w:rPr>
+      <w:color w:val="8f5902"/>
+      <w:shd w:val="clear" w:fill="f8f8f8"/>
       <w:b/>
       <w:i/>
-      <w:color w:val="8f5902"/>
-      <w:shd w:val="clear" w:fill="f8f8f8"/>
     </w:rPr>
   </w:style>
   <w:style w:type="character" w:customStyle="1" w:styleId="CommentVarTok">
     <w:name w:val="CommentVarTok"/>
     <w:basedOn w:val="VerbatimChar"/>
     <w:rPr>
+      <w:color w:val="8f5902"/>
+      <w:shd w:val="clear" w:fill="f8f8f8"/>
       <w:b/>
       <w:i/>
-      <w:color w:val="8f5902"/>
-      <w:shd w:val="clear" w:fill="f8f8f8"/>
     </w:rPr>
   </w:style>
   <w:style w:type="character" w:customStyle="1" w:styleId="OtherTok">
@@ -2578,9 +2309,9 @@
     <w:name w:val="FunctionTok"/>
     <w:basedOn w:val="VerbatimChar"/>
     <w:rPr>
+      <w:color w:val="204a87"/>
+      <w:shd w:val="clear" w:fill="f8f8f8"/>
       <w:b/>
-      <w:color w:val="204a87"/>
-      <w:shd w:val="clear" w:fill="f8f8f8"/>
     </w:rPr>
   </w:style>
   <w:style w:type="character" w:customStyle="1" w:styleId="VariableTok">
@@ -2595,18 +2326,18 @@
     <w:name w:val="ControlFlowTok"/>
     <w:basedOn w:val="VerbatimChar"/>
     <w:rPr>
+      <w:color w:val="204a87"/>
+      <w:shd w:val="clear" w:fill="f8f8f8"/>
       <w:b/>
-      <w:color w:val="204a87"/>
-      <w:shd w:val="clear" w:fill="f8f8f8"/>
     </w:rPr>
   </w:style>
   <w:style w:type="character" w:customStyle="1" w:styleId="OperatorTok">
     <w:name w:val="OperatorTok"/>
     <w:basedOn w:val="VerbatimChar"/>
     <w:rPr>
+      <w:color w:val="ce5c00"/>
+      <w:shd w:val="clear" w:fill="f8f8f8"/>
       <w:b/>
-      <w:color w:val="ce5c00"/>
-      <w:shd w:val="clear" w:fill="f8f8f8"/>
     </w:rPr>
   </w:style>
   <w:style w:type="character" w:customStyle="1" w:styleId="BuiltInTok">
@@ -2627,9 +2358,9 @@
     <w:name w:val="PreprocessorTok"/>
     <w:basedOn w:val="VerbatimChar"/>
     <w:rPr>
+      <w:color w:val="8f5902"/>
+      <w:shd w:val="clear" w:fill="f8f8f8"/>
       <w:i/>
-      <w:color w:val="8f5902"/>
-      <w:shd w:val="clear" w:fill="f8f8f8"/>
     </w:rPr>
   </w:style>
   <w:style w:type="character" w:customStyle="1" w:styleId="AttributeTok">
@@ -2651,20 +2382,20 @@
     <w:name w:val="InformationTok"/>
     <w:basedOn w:val="VerbatimChar"/>
     <w:rPr>
+      <w:color w:val="8f5902"/>
+      <w:shd w:val="clear" w:fill="f8f8f8"/>
       <w:b/>
       <w:i/>
-      <w:color w:val="8f5902"/>
-      <w:shd w:val="clear" w:fill="f8f8f8"/>
     </w:rPr>
   </w:style>
   <w:style w:type="character" w:customStyle="1" w:styleId="WarningTok">
     <w:name w:val="WarningTok"/>
     <w:basedOn w:val="VerbatimChar"/>
     <w:rPr>
+      <w:color w:val="8f5902"/>
+      <w:shd w:val="clear" w:fill="f8f8f8"/>
       <w:b/>
       <w:i/>
-      <w:color w:val="8f5902"/>
-      <w:shd w:val="clear" w:fill="f8f8f8"/>
     </w:rPr>
   </w:style>
   <w:style w:type="character" w:customStyle="1" w:styleId="AlertTok">
@@ -2679,9 +2410,9 @@
     <w:name w:val="ErrorTok"/>
     <w:basedOn w:val="VerbatimChar"/>
     <w:rPr>
+      <w:color w:val="a40000"/>
+      <w:shd w:val="clear" w:fill="f8f8f8"/>
       <w:b/>
-      <w:color w:val="a40000"/>
-      <w:shd w:val="clear" w:fill="f8f8f8"/>
     </w:rPr>
   </w:style>
   <w:style w:type="character" w:customStyle="1" w:styleId="NormalTok">
@@ -2705,44 +2436,44 @@
         <a:sysClr val="window" lastClr="FFFFFF"/>
       </a:lt1>
       <a:dk2>
-        <a:srgbClr val="0E2841"/>
+        <a:srgbClr val="1F497D"/>
       </a:dk2>
       <a:lt2>
-        <a:srgbClr val="E8E8E8"/>
+        <a:srgbClr val="EEECE1"/>
       </a:lt2>
       <a:accent1>
-        <a:srgbClr val="156082"/>
+        <a:srgbClr val="4F81BD"/>
       </a:accent1>
       <a:accent2>
-        <a:srgbClr val="E97132"/>
+        <a:srgbClr val="C0504D"/>
       </a:accent2>
       <a:accent3>
-        <a:srgbClr val="196B24"/>
+        <a:srgbClr val="9BBB59"/>
       </a:accent3>
       <a:accent4>
-        <a:srgbClr val="0F9ED5"/>
+        <a:srgbClr val="8064A2"/>
       </a:accent4>
       <a:accent5>
-        <a:srgbClr val="A02B93"/>
+        <a:srgbClr val="4BACC6"/>
       </a:accent5>
       <a:accent6>
-        <a:srgbClr val="4EA72E"/>
+        <a:srgbClr val="F79646"/>
       </a:accent6>
       <a:hlink>
-        <a:srgbClr val="467886"/>
+        <a:srgbClr val="0000FF"/>
       </a:hlink>
       <a:folHlink>
-        <a:srgbClr val="96607D"/>
+        <a:srgbClr val="800080"/>
       </a:folHlink>
     </a:clrScheme>
     <a:fontScheme name="Office">
       <a:majorFont>
-        <a:latin typeface="Aptos Display" panose="02110004020202020204"/>
+        <a:latin typeface="Calibri"/>
         <a:ea typeface=""/>
         <a:cs typeface=""/>
-        <a:font script="Jpan" typeface="游ゴシック Light"/>
+        <a:font script="Jpan" typeface="ＭＳ ゴシック"/>
         <a:font script="Hang" typeface="맑은 고딕"/>
-        <a:font script="Hans" typeface="等线 Light"/>
+        <a:font script="Hans" typeface="宋体"/>
         <a:font script="Hant" typeface="新細明體"/>
         <a:font script="Arab" typeface="Times New Roman"/>
         <a:font script="Hebr" typeface="Times New Roman"/>
@@ -2769,32 +2500,14 @@
         <a:font script="Mong" typeface="Mongolian Baiti"/>
         <a:font script="Viet" typeface="Times New Roman"/>
         <a:font script="Uigh" typeface="Microsoft Uighur"/>
-        <a:font script="Geor" typeface="Sylfaen"/>
-        <a:font script="Armn" typeface="Arial"/>
-        <a:font script="Bugi" typeface="Leelawadee UI"/>
-        <a:font script="Bopo" typeface="Microsoft JhengHei"/>
-        <a:font script="Java" typeface="Javanese Text"/>
-        <a:font script="Lisu" typeface="Segoe UI"/>
-        <a:font script="Mymr" typeface="Myanmar Text"/>
-        <a:font script="Nkoo" typeface="Ebrima"/>
-        <a:font script="Olck" typeface="Nirmala UI"/>
-        <a:font script="Osma" typeface="Ebrima"/>
-        <a:font script="Phag" typeface="Phagspa"/>
-        <a:font script="Syrn" typeface="Estrangelo Edessa"/>
-        <a:font script="Syrj" typeface="Estrangelo Edessa"/>
-        <a:font script="Syre" typeface="Estrangelo Edessa"/>
-        <a:font script="Sora" typeface="Nirmala UI"/>
-        <a:font script="Tale" typeface="Microsoft Tai Le"/>
-        <a:font script="Talu" typeface="Microsoft New Tai Lue"/>
-        <a:font script="Tfng" typeface="Ebrima"/>
       </a:majorFont>
       <a:minorFont>
-        <a:latin typeface="Aptos" panose="02110004020202020204"/>
+        <a:latin typeface="Cambria"/>
         <a:ea typeface=""/>
         <a:cs typeface=""/>
-        <a:font script="Jpan" typeface="游明朝"/>
+        <a:font script="Jpan" typeface="ＭＳ 明朝"/>
         <a:font script="Hang" typeface="맑은 고딕"/>
-        <a:font script="Hans" typeface="等线"/>
+        <a:font script="Hans" typeface="宋体"/>
         <a:font script="Hant" typeface="新細明體"/>
         <a:font script="Arab" typeface="Arial"/>
         <a:font script="Hebr" typeface="Arial"/>
@@ -2821,24 +2534,6 @@
         <a:font script="Mong" typeface="Mongolian Baiti"/>
         <a:font script="Viet" typeface="Arial"/>
         <a:font script="Uigh" typeface="Microsoft Uighur"/>
-        <a:font script="Geor" typeface="Sylfaen"/>
-        <a:font script="Armn" typeface="Arial"/>
-        <a:font script="Bugi" typeface="Leelawadee UI"/>
-        <a:font script="Bopo" typeface="Microsoft JhengHei"/>
-        <a:font script="Java" typeface="Javanese Text"/>
-        <a:font script="Lisu" typeface="Segoe UI"/>
-        <a:font script="Mymr" typeface="Myanmar Text"/>
-        <a:font script="Nkoo" typeface="Ebrima"/>
-        <a:font script="Olck" typeface="Nirmala UI"/>
-        <a:font script="Osma" typeface="Ebrima"/>
-        <a:font script="Phag" typeface="Phagspa"/>
-        <a:font script="Syrn" typeface="Estrangelo Edessa"/>
-        <a:font script="Syrj" typeface="Estrangelo Edessa"/>
-        <a:font script="Syre" typeface="Estrangelo Edessa"/>
-        <a:font script="Sora" typeface="Nirmala UI"/>
-        <a:font script="Tale" typeface="Microsoft Tai Le"/>
-        <a:font script="Talu" typeface="Microsoft New Tai Lue"/>
-        <a:font script="Tfng" typeface="Ebrima"/>
       </a:minorFont>
     </a:fontScheme>
     <a:fmtScheme name="Office">
@@ -2850,141 +2545,200 @@
           <a:gsLst>
             <a:gs pos="0">
               <a:schemeClr val="phClr">
-                <a:lumMod val="110000"/>
-                <a:satMod val="105000"/>
-                <a:tint val="67000"/>
+                <a:tint val="50000"/>
+                <a:satMod val="300000"/>
               </a:schemeClr>
             </a:gs>
-            <a:gs pos="50000">
+            <a:gs pos="35000">
               <a:schemeClr val="phClr">
-                <a:lumMod val="105000"/>
-                <a:satMod val="103000"/>
-                <a:tint val="73000"/>
+                <a:tint val="37000"/>
+                <a:satMod val="300000"/>
               </a:schemeClr>
             </a:gs>
             <a:gs pos="100000">
               <a:schemeClr val="phClr">
-                <a:lumMod val="105000"/>
-                <a:satMod val="109000"/>
-                <a:tint val="81000"/>
+                <a:tint val="15000"/>
+                <a:satMod val="350000"/>
               </a:schemeClr>
             </a:gs>
           </a:gsLst>
-          <a:lin ang="5400000" scaled="0"/>
+          <a:lin ang="16200000" scaled="1"/>
         </a:gradFill>
         <a:gradFill rotWithShape="1">
           <a:gsLst>
             <a:gs pos="0">
               <a:schemeClr val="phClr">
-                <a:satMod val="103000"/>
-                <a:lumMod val="102000"/>
-                <a:tint val="94000"/>
-              </a:schemeClr>
-            </a:gs>
-            <a:gs pos="50000">
-              <a:schemeClr val="phClr">
-                <a:satMod val="110000"/>
-                <a:lumMod val="100000"/>
+                <a:tint val="100000"/>
                 <a:shade val="100000"/>
+                <a:satMod val="130000"/>
               </a:schemeClr>
             </a:gs>
             <a:gs pos="100000">
               <a:schemeClr val="phClr">
-                <a:lumMod val="99000"/>
-                <a:satMod val="120000"/>
-                <a:shade val="78000"/>
+                <a:tint val="50000"/>
+                <a:shade val="100000"/>
+                <a:satMod val="350000"/>
               </a:schemeClr>
             </a:gs>
           </a:gsLst>
-          <a:lin ang="5400000" scaled="0"/>
+          <a:lin ang="16200000" scaled="0"/>
         </a:gradFill>
       </a:fillStyleLst>
       <a:lnStyleLst>
-        <a:ln w="6350" cap="flat" cmpd="sng" algn="ctr">
+        <a:ln w="9525" cap="flat" cmpd="sng" algn="ctr">
+          <a:solidFill>
+            <a:schemeClr val="phClr">
+              <a:shade val="95000"/>
+              <a:satMod val="105000"/>
+            </a:schemeClr>
+          </a:solidFill>
+          <a:prstDash val="solid"/>
+        </a:ln>
+        <a:ln w="25400" cap="flat" cmpd="sng" algn="ctr">
           <a:solidFill>
             <a:schemeClr val="phClr"/>
           </a:solidFill>
           <a:prstDash val="solid"/>
-          <a:miter lim="800000"/>
         </a:ln>
-        <a:ln w="12700" cap="flat" cmpd="sng" algn="ctr">
+        <a:ln w="38100" cap="flat" cmpd="sng" algn="ctr">
           <a:solidFill>
             <a:schemeClr val="phClr"/>
           </a:solidFill>
           <a:prstDash val="solid"/>
-          <a:miter lim="800000"/>
-        </a:ln>
-        <a:ln w="19050" cap="flat" cmpd="sng" algn="ctr">
-          <a:solidFill>
-            <a:schemeClr val="phClr"/>
-          </a:solidFill>
-          <a:prstDash val="solid"/>
-          <a:miter lim="800000"/>
         </a:ln>
       </a:lnStyleLst>
       <a:effectStyleLst>
         <a:effectStyle>
-          <a:effectLst/>
-        </a:effectStyle>
-        <a:effectStyle>
-          <a:effectLst/>
+          <a:effectLst>
+            <a:outerShdw blurRad="40000" dist="20000" dir="5400000" rotWithShape="0">
+              <a:srgbClr val="000000">
+                <a:alpha val="38000"/>
+              </a:srgbClr>
+            </a:outerShdw>
+          </a:effectLst>
         </a:effectStyle>
         <a:effectStyle>
           <a:effectLst>
-            <a:outerShdw blurRad="57150" dist="19050" dir="5400000" algn="ctr" rotWithShape="0">
+            <a:outerShdw blurRad="40000" dist="23000" dir="5400000" rotWithShape="0">
               <a:srgbClr val="000000">
-                <a:alpha val="63000"/>
+                <a:alpha val="35000"/>
               </a:srgbClr>
             </a:outerShdw>
           </a:effectLst>
+        </a:effectStyle>
+        <a:effectStyle>
+          <a:effectLst>
+            <a:outerShdw blurRad="40000" dist="23000" dir="5400000" rotWithShape="0">
+              <a:srgbClr val="000000">
+                <a:alpha val="35000"/>
+              </a:srgbClr>
+            </a:outerShdw>
+          </a:effectLst>
+          <a:scene3d>
+            <a:camera prst="orthographicFront">
+              <a:rot lat="0" lon="0" rev="0"/>
+            </a:camera>
+            <a:lightRig rig="threePt" dir="t">
+              <a:rot lat="0" lon="0" rev="1200000"/>
+            </a:lightRig>
+          </a:scene3d>
+          <a:sp3d>
+            <a:bevelT w="63500" h="25400"/>
+          </a:sp3d>
         </a:effectStyle>
       </a:effectStyleLst>
       <a:bgFillStyleLst>
         <a:solidFill>
           <a:schemeClr val="phClr"/>
         </a:solidFill>
-        <a:solidFill>
-          <a:schemeClr val="phClr">
-            <a:tint val="95000"/>
-            <a:satMod val="170000"/>
-          </a:schemeClr>
-        </a:solidFill>
         <a:gradFill rotWithShape="1">
           <a:gsLst>
             <a:gs pos="0">
               <a:schemeClr val="phClr">
-                <a:tint val="93000"/>
-                <a:satMod val="150000"/>
-                <a:shade val="98000"/>
-                <a:lumMod val="102000"/>
+                <a:tint val="40000"/>
+                <a:satMod val="350000"/>
               </a:schemeClr>
             </a:gs>
-            <a:gs pos="50000">
+            <a:gs pos="40000">
               <a:schemeClr val="phClr">
-                <a:tint val="98000"/>
-                <a:satMod val="130000"/>
-                <a:shade val="90000"/>
-                <a:lumMod val="103000"/>
+                <a:tint val="45000"/>
+                <a:shade val="99000"/>
+                <a:satMod val="350000"/>
               </a:schemeClr>
             </a:gs>
             <a:gs pos="100000">
               <a:schemeClr val="phClr">
-                <a:shade val="63000"/>
-                <a:satMod val="120000"/>
+                <a:shade val="20000"/>
+                <a:satMod val="255000"/>
               </a:schemeClr>
             </a:gs>
           </a:gsLst>
-          <a:lin ang="5400000" scaled="0"/>
+          <a:path path="circle">
+            <a:fillToRect l="50000" t="-80000" r="50000" b="180000"/>
+          </a:path>
+        </a:gradFill>
+        <a:gradFill rotWithShape="1">
+          <a:gsLst>
+            <a:gs pos="0">
+              <a:schemeClr val="phClr">
+                <a:tint val="80000"/>
+                <a:satMod val="300000"/>
+              </a:schemeClr>
+            </a:gs>
+            <a:gs pos="100000">
+              <a:schemeClr val="phClr">
+                <a:shade val="30000"/>
+                <a:satMod val="200000"/>
+              </a:schemeClr>
+            </a:gs>
+          </a:gsLst>
+          <a:path path="circle">
+            <a:fillToRect l="50000" t="50000" r="50000" b="50000"/>
+          </a:path>
         </a:gradFill>
       </a:bgFillStyleLst>
     </a:fmtScheme>
   </a:themeElements>
-  <a:objectDefaults/>
+  <a:objectDefaults>
+    <a:spDef>
+      <a:spPr/>
+      <a:bodyPr/>
+      <a:lstStyle/>
+      <a:style>
+        <a:lnRef idx="1">
+          <a:schemeClr val="accent1"/>
+        </a:lnRef>
+        <a:fillRef idx="3">
+          <a:schemeClr val="accent1"/>
+        </a:fillRef>
+        <a:effectRef idx="2">
+          <a:schemeClr val="accent1"/>
+        </a:effectRef>
+        <a:fontRef idx="minor">
+          <a:schemeClr val="lt1"/>
+        </a:fontRef>
+      </a:style>
+    </a:spDef>
+    <a:lnDef>
+      <a:spPr/>
+      <a:bodyPr/>
+      <a:lstStyle/>
+      <a:style>
+        <a:lnRef idx="2">
+          <a:schemeClr val="accent1"/>
+        </a:lnRef>
+        <a:fillRef idx="0">
+          <a:schemeClr val="accent1"/>
+        </a:fillRef>
+        <a:effectRef idx="1">
+          <a:schemeClr val="accent1"/>
+        </a:effectRef>
+        <a:fontRef idx="minor">
+          <a:schemeClr val="tx1"/>
+        </a:fontRef>
+      </a:style>
+    </a:lnDef>
+  </a:objectDefaults>
   <a:extraClrSchemeLst/>
-  <a:extLst>
-    <a:ext uri="{05A4C25C-085E-4340-85A3-A5531E510DB2}">
-      <thm15:themeFamily xmlns:thm15="http://schemas.microsoft.com/office/thememl/2012/main" name="Office Theme" id="{2E142A2C-CD16-42D6-873A-C26D2A0506FA}" vid="{1BDDFF52-6CD6-40A5-AB3C-68EB2F1E4D0A}"/>
-    </a:ext>
-  </a:extLst>
 </a:theme>
 </file>